--- a/AWS-NOTES/Auto Scaling.docx
+++ b/AWS-NOTES/Auto Scaling.docx
@@ -889,9 +889,9 @@
         <w:tblLook w:val="04A0" w:firstRow="1" w:lastRow="0" w:firstColumn="1" w:lastColumn="0" w:noHBand="0" w:noVBand="1"/>
       </w:tblPr>
       <w:tblGrid>
-        <w:gridCol w:w="2616"/>
-        <w:gridCol w:w="2616"/>
-        <w:gridCol w:w="2617"/>
+        <w:gridCol w:w="1762"/>
+        <w:gridCol w:w="1842"/>
+        <w:gridCol w:w="1985"/>
       </w:tblGrid>
       <w:tr>
         <w:trPr>
@@ -899,7 +899,7 @@
         </w:trPr>
         <w:tc>
           <w:tcPr>
-            <w:tcW w:w="2616" w:type="dxa"/>
+            <w:tcW w:w="1762" w:type="dxa"/>
             <w:vAlign w:val="center"/>
           </w:tcPr>
           <w:p>
@@ -926,7 +926,7 @@
         </w:tc>
         <w:tc>
           <w:tcPr>
-            <w:tcW w:w="2616" w:type="dxa"/>
+            <w:tcW w:w="1842" w:type="dxa"/>
             <w:vAlign w:val="center"/>
           </w:tcPr>
           <w:p>
@@ -953,7 +953,7 @@
         </w:tc>
         <w:tc>
           <w:tcPr>
-            <w:tcW w:w="2617" w:type="dxa"/>
+            <w:tcW w:w="1985" w:type="dxa"/>
             <w:vAlign w:val="center"/>
           </w:tcPr>
           <w:p>
@@ -1004,15 +1004,19 @@
         </w:trPr>
         <w:tc>
           <w:tcPr>
-            <w:tcW w:w="2616" w:type="dxa"/>
+            <w:tcW w:w="1762" w:type="dxa"/>
             <w:vAlign w:val="center"/>
           </w:tcPr>
           <w:p>
             <w:pPr>
               <w:pStyle w:val="ListParagraph"/>
+              <w:ind w:left="0"/>
+              <w:jc w:val="both"/>
               <w:rPr>
                 <w:b/>
                 <w:bCs/>
+                <w:i/>
+                <w:iCs/>
                 <w:sz w:val="20"/>
                 <w:szCs w:val="20"/>
               </w:rPr>
@@ -1021,6 +1025,8 @@
               <w:rPr>
                 <w:b/>
                 <w:bCs/>
+                <w:i/>
+                <w:iCs/>
                 <w:sz w:val="20"/>
                 <w:szCs w:val="20"/>
               </w:rPr>
@@ -1030,7 +1036,7 @@
         </w:tc>
         <w:tc>
           <w:tcPr>
-            <w:tcW w:w="2616" w:type="dxa"/>
+            <w:tcW w:w="1842" w:type="dxa"/>
             <w:vAlign w:val="center"/>
           </w:tcPr>
           <w:p>
@@ -1038,8 +1044,6 @@
               <w:pStyle w:val="ListParagraph"/>
               <w:ind w:left="0"/>
               <w:rPr>
-                <w:b/>
-                <w:bCs/>
                 <w:sz w:val="20"/>
                 <w:szCs w:val="20"/>
               </w:rPr>
@@ -1047,8 +1051,6 @@
             <w:r>
               <w:rPr>
                 <w:rFonts w:ascii="Segoe UI Emoji" w:hAnsi="Segoe UI Emoji" w:cs="Segoe UI Emoji"/>
-                <w:b/>
-                <w:bCs/>
                 <w:sz w:val="20"/>
                 <w:szCs w:val="20"/>
               </w:rPr>
@@ -1056,8 +1058,6 @@
             </w:r>
             <w:r>
               <w:rPr>
-                <w:b/>
-                <w:bCs/>
                 <w:sz w:val="20"/>
                 <w:szCs w:val="20"/>
               </w:rPr>
@@ -1067,7 +1067,7 @@
         </w:tc>
         <w:tc>
           <w:tcPr>
-            <w:tcW w:w="2617" w:type="dxa"/>
+            <w:tcW w:w="1985" w:type="dxa"/>
             <w:vAlign w:val="center"/>
           </w:tcPr>
           <w:p>
@@ -1075,8 +1075,6 @@
               <w:pStyle w:val="ListParagraph"/>
               <w:ind w:left="0"/>
               <w:rPr>
-                <w:b/>
-                <w:bCs/>
                 <w:sz w:val="20"/>
                 <w:szCs w:val="20"/>
               </w:rPr>
@@ -1084,8 +1082,6 @@
             <w:r>
               <w:rPr>
                 <w:rFonts w:ascii="Segoe UI Emoji" w:hAnsi="Segoe UI Emoji" w:cs="Segoe UI Emoji"/>
-                <w:b/>
-                <w:bCs/>
                 <w:sz w:val="20"/>
                 <w:szCs w:val="20"/>
               </w:rPr>
@@ -1093,8 +1089,6 @@
             </w:r>
             <w:r>
               <w:rPr>
-                <w:b/>
-                <w:bCs/>
                 <w:sz w:val="20"/>
                 <w:szCs w:val="20"/>
               </w:rPr>
@@ -1109,7 +1103,7 @@
         </w:trPr>
         <w:tc>
           <w:tcPr>
-            <w:tcW w:w="2616" w:type="dxa"/>
+            <w:tcW w:w="1762" w:type="dxa"/>
             <w:vAlign w:val="center"/>
           </w:tcPr>
           <w:p>
@@ -1119,6 +1113,8 @@
               <w:rPr>
                 <w:b/>
                 <w:bCs/>
+                <w:i/>
+                <w:iCs/>
                 <w:sz w:val="20"/>
                 <w:szCs w:val="20"/>
               </w:rPr>
@@ -1127,6 +1123,8 @@
               <w:rPr>
                 <w:b/>
                 <w:bCs/>
+                <w:i/>
+                <w:iCs/>
                 <w:sz w:val="20"/>
                 <w:szCs w:val="20"/>
               </w:rPr>
@@ -1136,7 +1134,7 @@
         </w:tc>
         <w:tc>
           <w:tcPr>
-            <w:tcW w:w="2616" w:type="dxa"/>
+            <w:tcW w:w="1842" w:type="dxa"/>
             <w:vAlign w:val="center"/>
           </w:tcPr>
           <w:p>
@@ -1144,8 +1142,6 @@
               <w:pStyle w:val="ListParagraph"/>
               <w:ind w:left="0"/>
               <w:rPr>
-                <w:b/>
-                <w:bCs/>
                 <w:sz w:val="20"/>
                 <w:szCs w:val="20"/>
               </w:rPr>
@@ -1153,8 +1149,6 @@
             <w:r>
               <w:rPr>
                 <w:rFonts w:ascii="Segoe UI Emoji" w:hAnsi="Segoe UI Emoji" w:cs="Segoe UI Emoji"/>
-                <w:b/>
-                <w:bCs/>
                 <w:sz w:val="20"/>
                 <w:szCs w:val="20"/>
               </w:rPr>
@@ -1162,8 +1156,6 @@
             </w:r>
             <w:r>
               <w:rPr>
-                <w:b/>
-                <w:bCs/>
                 <w:sz w:val="20"/>
                 <w:szCs w:val="20"/>
               </w:rPr>
@@ -1173,7 +1165,7 @@
         </w:tc>
         <w:tc>
           <w:tcPr>
-            <w:tcW w:w="2617" w:type="dxa"/>
+            <w:tcW w:w="1985" w:type="dxa"/>
             <w:vAlign w:val="center"/>
           </w:tcPr>
           <w:p>
@@ -1181,8 +1173,6 @@
               <w:pStyle w:val="ListParagraph"/>
               <w:ind w:left="0"/>
               <w:rPr>
-                <w:b/>
-                <w:bCs/>
                 <w:sz w:val="20"/>
                 <w:szCs w:val="20"/>
               </w:rPr>
@@ -1190,8 +1180,6 @@
             <w:r>
               <w:rPr>
                 <w:rFonts w:ascii="Segoe UI Emoji" w:hAnsi="Segoe UI Emoji" w:cs="Segoe UI Emoji"/>
-                <w:b/>
-                <w:bCs/>
                 <w:sz w:val="20"/>
                 <w:szCs w:val="20"/>
               </w:rPr>
@@ -1199,8 +1187,6 @@
             </w:r>
             <w:r>
               <w:rPr>
-                <w:b/>
-                <w:bCs/>
                 <w:sz w:val="20"/>
                 <w:szCs w:val="20"/>
               </w:rPr>
@@ -1215,7 +1201,7 @@
         </w:trPr>
         <w:tc>
           <w:tcPr>
-            <w:tcW w:w="2616" w:type="dxa"/>
+            <w:tcW w:w="1762" w:type="dxa"/>
             <w:vAlign w:val="center"/>
           </w:tcPr>
           <w:p>
@@ -1225,6 +1211,8 @@
               <w:rPr>
                 <w:b/>
                 <w:bCs/>
+                <w:i/>
+                <w:iCs/>
                 <w:sz w:val="20"/>
                 <w:szCs w:val="20"/>
               </w:rPr>
@@ -1233,6 +1221,8 @@
               <w:rPr>
                 <w:b/>
                 <w:bCs/>
+                <w:i/>
+                <w:iCs/>
                 <w:sz w:val="20"/>
                 <w:szCs w:val="20"/>
               </w:rPr>
@@ -1242,7 +1232,7 @@
         </w:tc>
         <w:tc>
           <w:tcPr>
-            <w:tcW w:w="2616" w:type="dxa"/>
+            <w:tcW w:w="1842" w:type="dxa"/>
             <w:vAlign w:val="center"/>
           </w:tcPr>
           <w:p>
@@ -1250,8 +1240,6 @@
               <w:pStyle w:val="ListParagraph"/>
               <w:ind w:left="0"/>
               <w:rPr>
-                <w:b/>
-                <w:bCs/>
                 <w:sz w:val="20"/>
                 <w:szCs w:val="20"/>
               </w:rPr>
@@ -1259,8 +1247,6 @@
             <w:r>
               <w:rPr>
                 <w:rFonts w:ascii="Segoe UI Emoji" w:hAnsi="Segoe UI Emoji" w:cs="Segoe UI Emoji"/>
-                <w:b/>
-                <w:bCs/>
                 <w:sz w:val="20"/>
                 <w:szCs w:val="20"/>
               </w:rPr>
@@ -1268,8 +1254,6 @@
             </w:r>
             <w:r>
               <w:rPr>
-                <w:b/>
-                <w:bCs/>
                 <w:sz w:val="20"/>
                 <w:szCs w:val="20"/>
               </w:rPr>
@@ -1279,7 +1263,7 @@
         </w:tc>
         <w:tc>
           <w:tcPr>
-            <w:tcW w:w="2617" w:type="dxa"/>
+            <w:tcW w:w="1985" w:type="dxa"/>
             <w:vAlign w:val="center"/>
           </w:tcPr>
           <w:p>
@@ -1287,8 +1271,6 @@
               <w:pStyle w:val="ListParagraph"/>
               <w:ind w:left="0"/>
               <w:rPr>
-                <w:b/>
-                <w:bCs/>
                 <w:sz w:val="20"/>
                 <w:szCs w:val="20"/>
               </w:rPr>
@@ -1296,8 +1278,6 @@
             <w:r>
               <w:rPr>
                 <w:rFonts w:ascii="Segoe UI Emoji" w:hAnsi="Segoe UI Emoji" w:cs="Segoe UI Emoji"/>
-                <w:b/>
-                <w:bCs/>
                 <w:sz w:val="20"/>
                 <w:szCs w:val="20"/>
               </w:rPr>
@@ -1305,8 +1285,6 @@
             </w:r>
             <w:r>
               <w:rPr>
-                <w:b/>
-                <w:bCs/>
                 <w:sz w:val="20"/>
                 <w:szCs w:val="20"/>
               </w:rPr>
@@ -1321,7 +1299,7 @@
         </w:trPr>
         <w:tc>
           <w:tcPr>
-            <w:tcW w:w="2616" w:type="dxa"/>
+            <w:tcW w:w="1762" w:type="dxa"/>
             <w:vAlign w:val="center"/>
           </w:tcPr>
           <w:p>
@@ -1331,6 +1309,8 @@
               <w:rPr>
                 <w:b/>
                 <w:bCs/>
+                <w:i/>
+                <w:iCs/>
                 <w:sz w:val="20"/>
                 <w:szCs w:val="20"/>
               </w:rPr>
@@ -1339,6 +1319,8 @@
               <w:rPr>
                 <w:b/>
                 <w:bCs/>
+                <w:i/>
+                <w:iCs/>
                 <w:sz w:val="20"/>
                 <w:szCs w:val="20"/>
               </w:rPr>
@@ -1348,7 +1330,7 @@
         </w:tc>
         <w:tc>
           <w:tcPr>
-            <w:tcW w:w="2616" w:type="dxa"/>
+            <w:tcW w:w="1842" w:type="dxa"/>
             <w:vAlign w:val="center"/>
           </w:tcPr>
           <w:p>
@@ -1356,8 +1338,6 @@
               <w:pStyle w:val="ListParagraph"/>
               <w:ind w:left="0"/>
               <w:rPr>
-                <w:b/>
-                <w:bCs/>
                 <w:sz w:val="20"/>
                 <w:szCs w:val="20"/>
               </w:rPr>
@@ -1365,8 +1345,6 @@
             <w:r>
               <w:rPr>
                 <w:rFonts w:ascii="Segoe UI Emoji" w:hAnsi="Segoe UI Emoji" w:cs="Segoe UI Emoji"/>
-                <w:b/>
-                <w:bCs/>
                 <w:sz w:val="20"/>
                 <w:szCs w:val="20"/>
               </w:rPr>
@@ -1374,8 +1352,6 @@
             </w:r>
             <w:r>
               <w:rPr>
-                <w:b/>
-                <w:bCs/>
                 <w:sz w:val="20"/>
                 <w:szCs w:val="20"/>
               </w:rPr>
@@ -1385,7 +1361,7 @@
         </w:tc>
         <w:tc>
           <w:tcPr>
-            <w:tcW w:w="2617" w:type="dxa"/>
+            <w:tcW w:w="1985" w:type="dxa"/>
             <w:vAlign w:val="center"/>
           </w:tcPr>
           <w:p>
@@ -1393,8 +1369,6 @@
               <w:pStyle w:val="ListParagraph"/>
               <w:ind w:left="0"/>
               <w:rPr>
-                <w:b/>
-                <w:bCs/>
                 <w:sz w:val="20"/>
                 <w:szCs w:val="20"/>
               </w:rPr>
@@ -1402,8 +1376,6 @@
             <w:r>
               <w:rPr>
                 <w:rFonts w:ascii="Segoe UI Emoji" w:hAnsi="Segoe UI Emoji" w:cs="Segoe UI Emoji"/>
-                <w:b/>
-                <w:bCs/>
                 <w:sz w:val="20"/>
                 <w:szCs w:val="20"/>
               </w:rPr>
@@ -1411,8 +1383,6 @@
             </w:r>
             <w:r>
               <w:rPr>
-                <w:b/>
-                <w:bCs/>
                 <w:sz w:val="20"/>
                 <w:szCs w:val="20"/>
               </w:rPr>
@@ -1427,7 +1397,7 @@
         </w:trPr>
         <w:tc>
           <w:tcPr>
-            <w:tcW w:w="2616" w:type="dxa"/>
+            <w:tcW w:w="1762" w:type="dxa"/>
             <w:vAlign w:val="center"/>
           </w:tcPr>
           <w:p>
@@ -1437,6 +1407,8 @@
               <w:rPr>
                 <w:b/>
                 <w:bCs/>
+                <w:i/>
+                <w:iCs/>
                 <w:sz w:val="20"/>
                 <w:szCs w:val="20"/>
               </w:rPr>
@@ -1445,6 +1417,8 @@
               <w:rPr>
                 <w:b/>
                 <w:bCs/>
+                <w:i/>
+                <w:iCs/>
                 <w:sz w:val="20"/>
                 <w:szCs w:val="20"/>
               </w:rPr>
@@ -1454,7 +1428,7 @@
         </w:tc>
         <w:tc>
           <w:tcPr>
-            <w:tcW w:w="2616" w:type="dxa"/>
+            <w:tcW w:w="1842" w:type="dxa"/>
             <w:vAlign w:val="center"/>
           </w:tcPr>
           <w:p>
@@ -1462,8 +1436,6 @@
               <w:pStyle w:val="ListParagraph"/>
               <w:ind w:left="0"/>
               <w:rPr>
-                <w:b/>
-                <w:bCs/>
                 <w:sz w:val="20"/>
                 <w:szCs w:val="20"/>
               </w:rPr>
@@ -1471,8 +1443,6 @@
             <w:r>
               <w:rPr>
                 <w:rFonts w:ascii="Segoe UI Emoji" w:hAnsi="Segoe UI Emoji" w:cs="Segoe UI Emoji"/>
-                <w:b/>
-                <w:bCs/>
                 <w:sz w:val="20"/>
                 <w:szCs w:val="20"/>
               </w:rPr>
@@ -1480,8 +1450,6 @@
             </w:r>
             <w:r>
               <w:rPr>
-                <w:b/>
-                <w:bCs/>
                 <w:sz w:val="20"/>
                 <w:szCs w:val="20"/>
               </w:rPr>
@@ -1491,7 +1459,7 @@
         </w:tc>
         <w:tc>
           <w:tcPr>
-            <w:tcW w:w="2617" w:type="dxa"/>
+            <w:tcW w:w="1985" w:type="dxa"/>
             <w:vAlign w:val="center"/>
           </w:tcPr>
           <w:p>
@@ -1499,8 +1467,6 @@
               <w:pStyle w:val="ListParagraph"/>
               <w:ind w:left="0"/>
               <w:rPr>
-                <w:b/>
-                <w:bCs/>
                 <w:sz w:val="20"/>
                 <w:szCs w:val="20"/>
               </w:rPr>
@@ -1508,8 +1474,6 @@
             <w:r>
               <w:rPr>
                 <w:rFonts w:ascii="Segoe UI Emoji" w:hAnsi="Segoe UI Emoji" w:cs="Segoe UI Emoji"/>
-                <w:b/>
-                <w:bCs/>
                 <w:sz w:val="20"/>
                 <w:szCs w:val="20"/>
               </w:rPr>
@@ -1517,8 +1481,6 @@
             </w:r>
             <w:r>
               <w:rPr>
-                <w:b/>
-                <w:bCs/>
                 <w:sz w:val="20"/>
                 <w:szCs w:val="20"/>
               </w:rPr>
@@ -1533,7 +1495,7 @@
         </w:trPr>
         <w:tc>
           <w:tcPr>
-            <w:tcW w:w="2616" w:type="dxa"/>
+            <w:tcW w:w="1762" w:type="dxa"/>
             <w:vAlign w:val="center"/>
           </w:tcPr>
           <w:p>
@@ -1543,6 +1505,8 @@
               <w:rPr>
                 <w:b/>
                 <w:bCs/>
+                <w:i/>
+                <w:iCs/>
                 <w:sz w:val="20"/>
                 <w:szCs w:val="20"/>
               </w:rPr>
@@ -1551,6 +1515,8 @@
               <w:rPr>
                 <w:b/>
                 <w:bCs/>
+                <w:i/>
+                <w:iCs/>
                 <w:sz w:val="20"/>
                 <w:szCs w:val="20"/>
               </w:rPr>
@@ -1560,7 +1526,7 @@
         </w:tc>
         <w:tc>
           <w:tcPr>
-            <w:tcW w:w="2616" w:type="dxa"/>
+            <w:tcW w:w="1842" w:type="dxa"/>
             <w:vAlign w:val="center"/>
           </w:tcPr>
           <w:p>
@@ -1568,8 +1534,6 @@
               <w:pStyle w:val="ListParagraph"/>
               <w:ind w:left="0"/>
               <w:rPr>
-                <w:b/>
-                <w:bCs/>
                 <w:sz w:val="20"/>
                 <w:szCs w:val="20"/>
               </w:rPr>
@@ -1577,8 +1541,6 @@
             <w:r>
               <w:rPr>
                 <w:rFonts w:ascii="Segoe UI Emoji" w:hAnsi="Segoe UI Emoji" w:cs="Segoe UI Emoji"/>
-                <w:b/>
-                <w:bCs/>
                 <w:sz w:val="20"/>
                 <w:szCs w:val="20"/>
               </w:rPr>
@@ -1586,8 +1548,6 @@
             </w:r>
             <w:r>
               <w:rPr>
-                <w:b/>
-                <w:bCs/>
                 <w:sz w:val="20"/>
                 <w:szCs w:val="20"/>
               </w:rPr>
@@ -1597,7 +1557,7 @@
         </w:tc>
         <w:tc>
           <w:tcPr>
-            <w:tcW w:w="2617" w:type="dxa"/>
+            <w:tcW w:w="1985" w:type="dxa"/>
             <w:vAlign w:val="center"/>
           </w:tcPr>
           <w:p>
@@ -1606,8 +1566,6 @@
               <w:ind w:left="0"/>
               <w:rPr>
                 <w:rFonts w:ascii="Segoe UI Emoji" w:hAnsi="Segoe UI Emoji" w:cs="Segoe UI Emoji"/>
-                <w:b/>
-                <w:bCs/>
                 <w:sz w:val="20"/>
                 <w:szCs w:val="20"/>
               </w:rPr>
@@ -1615,8 +1573,6 @@
             <w:r>
               <w:rPr>
                 <w:rFonts w:ascii="Segoe UI Emoji" w:hAnsi="Segoe UI Emoji" w:cs="Segoe UI Emoji"/>
-                <w:b/>
-                <w:bCs/>
                 <w:sz w:val="20"/>
                 <w:szCs w:val="20"/>
               </w:rPr>
@@ -1624,8 +1580,6 @@
             </w:r>
             <w:r>
               <w:rPr>
-                <w:b/>
-                <w:bCs/>
                 <w:sz w:val="20"/>
                 <w:szCs w:val="20"/>
               </w:rPr>
@@ -1640,7 +1594,7 @@
         </w:trPr>
         <w:tc>
           <w:tcPr>
-            <w:tcW w:w="2616" w:type="dxa"/>
+            <w:tcW w:w="1762" w:type="dxa"/>
             <w:vAlign w:val="center"/>
           </w:tcPr>
           <w:p>
@@ -1650,6 +1604,8 @@
               <w:rPr>
                 <w:b/>
                 <w:bCs/>
+                <w:i/>
+                <w:iCs/>
                 <w:sz w:val="20"/>
                 <w:szCs w:val="20"/>
               </w:rPr>
@@ -1658,6 +1614,8 @@
               <w:rPr>
                 <w:b/>
                 <w:bCs/>
+                <w:i/>
+                <w:iCs/>
                 <w:sz w:val="20"/>
                 <w:szCs w:val="20"/>
               </w:rPr>
@@ -1667,7 +1625,7 @@
         </w:tc>
         <w:tc>
           <w:tcPr>
-            <w:tcW w:w="2616" w:type="dxa"/>
+            <w:tcW w:w="1842" w:type="dxa"/>
             <w:vAlign w:val="center"/>
           </w:tcPr>
           <w:p>
@@ -1675,8 +1633,6 @@
               <w:pStyle w:val="ListParagraph"/>
               <w:ind w:left="0"/>
               <w:rPr>
-                <w:b/>
-                <w:bCs/>
                 <w:sz w:val="20"/>
                 <w:szCs w:val="20"/>
               </w:rPr>
@@ -1684,8 +1640,6 @@
             <w:r>
               <w:rPr>
                 <w:rFonts w:ascii="Segoe UI Emoji" w:hAnsi="Segoe UI Emoji" w:cs="Segoe UI Emoji"/>
-                <w:b/>
-                <w:bCs/>
                 <w:sz w:val="20"/>
                 <w:szCs w:val="20"/>
               </w:rPr>
@@ -1693,8 +1647,6 @@
             </w:r>
             <w:r>
               <w:rPr>
-                <w:b/>
-                <w:bCs/>
                 <w:sz w:val="20"/>
                 <w:szCs w:val="20"/>
               </w:rPr>
@@ -1704,7 +1656,7 @@
         </w:tc>
         <w:tc>
           <w:tcPr>
-            <w:tcW w:w="2617" w:type="dxa"/>
+            <w:tcW w:w="1985" w:type="dxa"/>
             <w:vAlign w:val="center"/>
           </w:tcPr>
           <w:p>
@@ -1713,8 +1665,6 @@
               <w:ind w:left="0"/>
               <w:rPr>
                 <w:rFonts w:ascii="Segoe UI Emoji" w:hAnsi="Segoe UI Emoji" w:cs="Segoe UI Emoji"/>
-                <w:b/>
-                <w:bCs/>
                 <w:sz w:val="20"/>
                 <w:szCs w:val="20"/>
               </w:rPr>
@@ -1722,8 +1672,6 @@
             <w:r>
               <w:rPr>
                 <w:rFonts w:ascii="Segoe UI Emoji" w:hAnsi="Segoe UI Emoji" w:cs="Segoe UI Emoji"/>
-                <w:b/>
-                <w:bCs/>
                 <w:sz w:val="20"/>
                 <w:szCs w:val="20"/>
               </w:rPr>
@@ -1731,8 +1679,6 @@
             </w:r>
             <w:r>
               <w:rPr>
-                <w:b/>
-                <w:bCs/>
                 <w:sz w:val="20"/>
                 <w:szCs w:val="20"/>
               </w:rPr>
@@ -1747,7 +1693,7 @@
         </w:trPr>
         <w:tc>
           <w:tcPr>
-            <w:tcW w:w="2616" w:type="dxa"/>
+            <w:tcW w:w="1762" w:type="dxa"/>
             <w:vAlign w:val="center"/>
           </w:tcPr>
           <w:p>
@@ -1757,6 +1703,8 @@
               <w:rPr>
                 <w:b/>
                 <w:bCs/>
+                <w:i/>
+                <w:iCs/>
                 <w:sz w:val="20"/>
                 <w:szCs w:val="20"/>
               </w:rPr>
@@ -1765,6 +1713,8 @@
               <w:rPr>
                 <w:b/>
                 <w:bCs/>
+                <w:i/>
+                <w:iCs/>
                 <w:sz w:val="20"/>
                 <w:szCs w:val="20"/>
               </w:rPr>
@@ -1774,7 +1724,7 @@
         </w:tc>
         <w:tc>
           <w:tcPr>
-            <w:tcW w:w="2616" w:type="dxa"/>
+            <w:tcW w:w="1842" w:type="dxa"/>
             <w:vAlign w:val="center"/>
           </w:tcPr>
           <w:p>
@@ -1782,8 +1732,6 @@
               <w:pStyle w:val="ListParagraph"/>
               <w:ind w:left="0"/>
               <w:rPr>
-                <w:b/>
-                <w:bCs/>
                 <w:sz w:val="20"/>
                 <w:szCs w:val="20"/>
               </w:rPr>
@@ -1791,8 +1739,6 @@
             <w:r>
               <w:rPr>
                 <w:rFonts w:ascii="Segoe UI Emoji" w:hAnsi="Segoe UI Emoji" w:cs="Segoe UI Emoji"/>
-                <w:b/>
-                <w:bCs/>
                 <w:sz w:val="20"/>
                 <w:szCs w:val="20"/>
               </w:rPr>
@@ -1800,8 +1746,6 @@
             </w:r>
             <w:r>
               <w:rPr>
-                <w:b/>
-                <w:bCs/>
                 <w:sz w:val="20"/>
                 <w:szCs w:val="20"/>
               </w:rPr>
@@ -1811,7 +1755,7 @@
         </w:tc>
         <w:tc>
           <w:tcPr>
-            <w:tcW w:w="2617" w:type="dxa"/>
+            <w:tcW w:w="1985" w:type="dxa"/>
             <w:vAlign w:val="center"/>
           </w:tcPr>
           <w:p>
@@ -1820,8 +1764,6 @@
               <w:ind w:left="0"/>
               <w:rPr>
                 <w:rFonts w:ascii="Segoe UI Emoji" w:hAnsi="Segoe UI Emoji" w:cs="Segoe UI Emoji"/>
-                <w:b/>
-                <w:bCs/>
                 <w:sz w:val="20"/>
                 <w:szCs w:val="20"/>
               </w:rPr>
@@ -1829,8 +1771,6 @@
             <w:r>
               <w:rPr>
                 <w:rFonts w:ascii="Segoe UI Emoji" w:hAnsi="Segoe UI Emoji" w:cs="Segoe UI Emoji"/>
-                <w:b/>
-                <w:bCs/>
                 <w:sz w:val="20"/>
                 <w:szCs w:val="20"/>
               </w:rPr>
@@ -1838,8 +1778,6 @@
             </w:r>
             <w:r>
               <w:rPr>
-                <w:b/>
-                <w:bCs/>
                 <w:sz w:val="20"/>
                 <w:szCs w:val="20"/>
               </w:rPr>
@@ -1854,7 +1792,7 @@
         </w:trPr>
         <w:tc>
           <w:tcPr>
-            <w:tcW w:w="2616" w:type="dxa"/>
+            <w:tcW w:w="1762" w:type="dxa"/>
             <w:vAlign w:val="center"/>
           </w:tcPr>
           <w:p>
@@ -1864,6 +1802,8 @@
               <w:rPr>
                 <w:b/>
                 <w:bCs/>
+                <w:i/>
+                <w:iCs/>
                 <w:sz w:val="20"/>
                 <w:szCs w:val="20"/>
               </w:rPr>
@@ -1872,6 +1812,8 @@
               <w:rPr>
                 <w:b/>
                 <w:bCs/>
+                <w:i/>
+                <w:iCs/>
                 <w:sz w:val="20"/>
                 <w:szCs w:val="20"/>
               </w:rPr>
@@ -1881,7 +1823,7 @@
         </w:tc>
         <w:tc>
           <w:tcPr>
-            <w:tcW w:w="2616" w:type="dxa"/>
+            <w:tcW w:w="1842" w:type="dxa"/>
             <w:vAlign w:val="center"/>
           </w:tcPr>
           <w:p>
@@ -1889,8 +1831,6 @@
               <w:pStyle w:val="ListParagraph"/>
               <w:ind w:left="0"/>
               <w:rPr>
-                <w:b/>
-                <w:bCs/>
                 <w:sz w:val="20"/>
                 <w:szCs w:val="20"/>
               </w:rPr>
@@ -1898,8 +1838,6 @@
             <w:r>
               <w:rPr>
                 <w:rFonts w:ascii="Segoe UI Emoji" w:hAnsi="Segoe UI Emoji" w:cs="Segoe UI Emoji"/>
-                <w:b/>
-                <w:bCs/>
                 <w:sz w:val="20"/>
                 <w:szCs w:val="20"/>
               </w:rPr>
@@ -1907,8 +1845,6 @@
             </w:r>
             <w:r>
               <w:rPr>
-                <w:b/>
-                <w:bCs/>
                 <w:sz w:val="20"/>
                 <w:szCs w:val="20"/>
               </w:rPr>
@@ -1918,7 +1854,7 @@
         </w:tc>
         <w:tc>
           <w:tcPr>
-            <w:tcW w:w="2617" w:type="dxa"/>
+            <w:tcW w:w="1985" w:type="dxa"/>
             <w:vAlign w:val="center"/>
           </w:tcPr>
           <w:p>
@@ -1927,8 +1863,6 @@
               <w:ind w:left="0"/>
               <w:rPr>
                 <w:rFonts w:ascii="Segoe UI Emoji" w:hAnsi="Segoe UI Emoji" w:cs="Segoe UI Emoji"/>
-                <w:b/>
-                <w:bCs/>
                 <w:sz w:val="20"/>
                 <w:szCs w:val="20"/>
               </w:rPr>
@@ -1936,8 +1870,6 @@
             <w:r>
               <w:rPr>
                 <w:rFonts w:ascii="Segoe UI Emoji" w:hAnsi="Segoe UI Emoji" w:cs="Segoe UI Emoji"/>
-                <w:b/>
-                <w:bCs/>
                 <w:sz w:val="20"/>
                 <w:szCs w:val="20"/>
               </w:rPr>
@@ -1945,8 +1877,6 @@
             </w:r>
             <w:r>
               <w:rPr>
-                <w:b/>
-                <w:bCs/>
                 <w:sz w:val="20"/>
                 <w:szCs w:val="20"/>
               </w:rPr>
@@ -1961,7 +1891,7 @@
         </w:trPr>
         <w:tc>
           <w:tcPr>
-            <w:tcW w:w="2616" w:type="dxa"/>
+            <w:tcW w:w="1762" w:type="dxa"/>
             <w:vAlign w:val="center"/>
           </w:tcPr>
           <w:p>
@@ -1971,6 +1901,8 @@
               <w:rPr>
                 <w:b/>
                 <w:bCs/>
+                <w:i/>
+                <w:iCs/>
                 <w:sz w:val="20"/>
                 <w:szCs w:val="20"/>
               </w:rPr>
@@ -1979,6 +1911,8 @@
               <w:rPr>
                 <w:b/>
                 <w:bCs/>
+                <w:i/>
+                <w:iCs/>
                 <w:sz w:val="20"/>
                 <w:szCs w:val="20"/>
               </w:rPr>
@@ -1988,7 +1922,7 @@
         </w:tc>
         <w:tc>
           <w:tcPr>
-            <w:tcW w:w="2616" w:type="dxa"/>
+            <w:tcW w:w="1842" w:type="dxa"/>
             <w:vAlign w:val="center"/>
           </w:tcPr>
           <w:p>
@@ -1996,8 +1930,6 @@
               <w:pStyle w:val="ListParagraph"/>
               <w:ind w:left="0"/>
               <w:rPr>
-                <w:b/>
-                <w:bCs/>
                 <w:sz w:val="20"/>
                 <w:szCs w:val="20"/>
               </w:rPr>
@@ -2005,8 +1937,6 @@
             <w:r>
               <w:rPr>
                 <w:rFonts w:ascii="Segoe UI Emoji" w:hAnsi="Segoe UI Emoji" w:cs="Segoe UI Emoji"/>
-                <w:b/>
-                <w:bCs/>
                 <w:sz w:val="20"/>
                 <w:szCs w:val="20"/>
               </w:rPr>
@@ -2014,8 +1944,6 @@
             </w:r>
             <w:r>
               <w:rPr>
-                <w:b/>
-                <w:bCs/>
                 <w:sz w:val="20"/>
                 <w:szCs w:val="20"/>
               </w:rPr>
@@ -2025,7 +1953,7 @@
         </w:tc>
         <w:tc>
           <w:tcPr>
-            <w:tcW w:w="2617" w:type="dxa"/>
+            <w:tcW w:w="1985" w:type="dxa"/>
             <w:vAlign w:val="center"/>
           </w:tcPr>
           <w:p>
@@ -2034,8 +1962,6 @@
               <w:ind w:left="0"/>
               <w:rPr>
                 <w:rFonts w:ascii="Segoe UI Emoji" w:hAnsi="Segoe UI Emoji" w:cs="Segoe UI Emoji"/>
-                <w:b/>
-                <w:bCs/>
                 <w:sz w:val="20"/>
                 <w:szCs w:val="20"/>
               </w:rPr>
@@ -2043,8 +1969,6 @@
             <w:r>
               <w:rPr>
                 <w:rFonts w:ascii="Segoe UI Emoji" w:hAnsi="Segoe UI Emoji" w:cs="Segoe UI Emoji"/>
-                <w:b/>
-                <w:bCs/>
                 <w:sz w:val="20"/>
                 <w:szCs w:val="20"/>
               </w:rPr>
@@ -2052,8 +1976,6 @@
             </w:r>
             <w:r>
               <w:rPr>
-                <w:b/>
-                <w:bCs/>
                 <w:sz w:val="20"/>
                 <w:szCs w:val="20"/>
               </w:rPr>
@@ -2668,21 +2590,7 @@
           <w:sz w:val="20"/>
           <w:szCs w:val="20"/>
         </w:rPr>
-        <w:t>, metrics, and Auto Scaling Groups</w:t>
-      </w:r>
-      <w:r>
-        <w:rPr>
-          <w:sz w:val="20"/>
-          <w:szCs w:val="20"/>
-        </w:rPr>
-        <w:t xml:space="preserve"> </w:t>
-      </w:r>
-      <w:r>
-        <w:rPr>
-          <w:sz w:val="20"/>
-          <w:szCs w:val="20"/>
-        </w:rPr>
-        <w:t>seamlessly</w:t>
+        <w:t>, metrics, and Auto Scaling Groups seamlessly</w:t>
       </w:r>
     </w:p>
     <w:p>
@@ -3311,7 +3219,7 @@
           <w:szCs w:val="20"/>
         </w:rPr>
         <w:pict w14:anchorId="645AC59E">
-          <v:rect id="_x0000_i1031" style="width:0;height:1.5pt" o:hralign="center" o:hrstd="t" o:hr="t" fillcolor="#a0a0a0" stroked="f"/>
+          <v:rect id="_x0000_i1025" style="width:0;height:1.5pt" o:hralign="center" o:hrstd="t" o:hr="t" fillcolor="#a0a0a0" stroked="f"/>
         </w:pict>
       </w:r>
     </w:p>
@@ -3428,6 +3336,8 @@
         <w:tabs>
           <w:tab w:val="num" w:pos="360"/>
         </w:tabs>
+        <w:ind w:left="360"/>
+        <w:jc w:val="center"/>
         <w:rPr>
           <w:b/>
           <w:bCs/>
@@ -3684,21 +3594,7 @@
           <w:sz w:val="20"/>
           <w:szCs w:val="20"/>
         </w:rPr>
-        <w:t>Stop the stress process. After cooldown and when CPU drops below the lower threshold, the</w:t>
-      </w:r>
-      <w:r>
-        <w:rPr>
-          <w:sz w:val="20"/>
-          <w:szCs w:val="20"/>
-        </w:rPr>
-        <w:t xml:space="preserve"> </w:t>
-      </w:r>
-      <w:r>
-        <w:rPr>
-          <w:sz w:val="20"/>
-          <w:szCs w:val="20"/>
-        </w:rPr>
-        <w:t xml:space="preserve">ASG </w:t>
+        <w:t xml:space="preserve">Stop the stress process. After cooldown and when CPU drops below the lower threshold, the ASG </w:t>
       </w:r>
       <w:r>
         <w:rPr>
@@ -4174,6 +4070,259 @@
         </w:rPr>
         <w:t xml:space="preserve"> if not configured properly.</w:t>
       </w:r>
+    </w:p>
+    <w:p>
+      <w:pPr>
+        <w:rPr>
+          <w:b/>
+          <w:bCs/>
+          <w:sz w:val="20"/>
+          <w:szCs w:val="20"/>
+        </w:rPr>
+      </w:pPr>
+      <w:r>
+        <w:rPr>
+          <w:rFonts w:ascii="Segoe UI Emoji" w:hAnsi="Segoe UI Emoji" w:cs="Segoe UI Emoji"/>
+          <w:b/>
+          <w:bCs/>
+          <w:sz w:val="20"/>
+          <w:szCs w:val="20"/>
+        </w:rPr>
+        <w:t>🔹</w:t>
+      </w:r>
+      <w:r>
+        <w:rPr>
+          <w:b/>
+          <w:bCs/>
+          <w:sz w:val="20"/>
+          <w:szCs w:val="20"/>
+        </w:rPr>
+        <w:t xml:space="preserve"> </w:t>
+      </w:r>
+      <w:proofErr w:type="gramStart"/>
+      <w:r>
+        <w:rPr>
+          <w:b/>
+          <w:bCs/>
+          <w:sz w:val="20"/>
+          <w:szCs w:val="20"/>
+        </w:rPr>
+        <w:t>7.H</w:t>
+      </w:r>
+      <w:r>
+        <w:rPr>
+          <w:b/>
+          <w:bCs/>
+          <w:sz w:val="20"/>
+          <w:szCs w:val="20"/>
+        </w:rPr>
+        <w:t>ow</w:t>
+      </w:r>
+      <w:proofErr w:type="gramEnd"/>
+      <w:r>
+        <w:rPr>
+          <w:b/>
+          <w:bCs/>
+          <w:sz w:val="20"/>
+          <w:szCs w:val="20"/>
+        </w:rPr>
+        <w:t xml:space="preserve"> is predictive scaling different from scheduled scaling</w:t>
+      </w:r>
+      <w:r>
+        <w:rPr>
+          <w:b/>
+          <w:bCs/>
+          <w:sz w:val="20"/>
+          <w:szCs w:val="20"/>
+        </w:rPr>
+        <w:t>?</w:t>
+      </w:r>
+    </w:p>
+    <w:p>
+      <w:pPr>
+        <w:pStyle w:val="NormalWeb"/>
+        <w:rPr>
+          <w:sz w:val="20"/>
+          <w:szCs w:val="20"/>
+        </w:rPr>
+      </w:pPr>
+      <w:proofErr w:type="gramStart"/>
+      <w:r>
+        <w:rPr>
+          <w:rFonts w:hAnsi="Symbol"/>
+        </w:rPr>
+        <w:t></w:t>
+      </w:r>
+      <w:r>
+        <w:t xml:space="preserve">  </w:t>
+      </w:r>
+      <w:r>
+        <w:rPr>
+          <w:rStyle w:val="Strong"/>
+          <w:rFonts w:eastAsiaTheme="majorEastAsia"/>
+          <w:sz w:val="20"/>
+          <w:szCs w:val="20"/>
+        </w:rPr>
+        <w:t>Predictive</w:t>
+      </w:r>
+      <w:proofErr w:type="gramEnd"/>
+      <w:r>
+        <w:rPr>
+          <w:rStyle w:val="Strong"/>
+          <w:rFonts w:eastAsiaTheme="majorEastAsia"/>
+          <w:sz w:val="20"/>
+          <w:szCs w:val="20"/>
+        </w:rPr>
+        <w:t xml:space="preserve"> Scaling</w:t>
+      </w:r>
+      <w:r>
+        <w:rPr>
+          <w:sz w:val="20"/>
+          <w:szCs w:val="20"/>
+        </w:rPr>
+        <w:t xml:space="preserve">: Smart, automatic, based on </w:t>
+      </w:r>
+      <w:r>
+        <w:rPr>
+          <w:rStyle w:val="Strong"/>
+          <w:rFonts w:eastAsiaTheme="majorEastAsia"/>
+          <w:sz w:val="20"/>
+          <w:szCs w:val="20"/>
+        </w:rPr>
+        <w:t>forecasted demand</w:t>
+      </w:r>
+      <w:r>
+        <w:rPr>
+          <w:sz w:val="20"/>
+          <w:szCs w:val="20"/>
+        </w:rPr>
+        <w:t xml:space="preserve"> using </w:t>
+      </w:r>
+      <w:r>
+        <w:rPr>
+          <w:rStyle w:val="Strong"/>
+          <w:rFonts w:eastAsiaTheme="majorEastAsia"/>
+          <w:sz w:val="20"/>
+          <w:szCs w:val="20"/>
+        </w:rPr>
+        <w:t>machine learning</w:t>
+      </w:r>
+      <w:r>
+        <w:rPr>
+          <w:sz w:val="20"/>
+          <w:szCs w:val="20"/>
+        </w:rPr>
+        <w:t>.</w:t>
+      </w:r>
+    </w:p>
+    <w:p>
+      <w:pPr>
+        <w:pStyle w:val="NormalWeb"/>
+        <w:rPr>
+          <w:b/>
+          <w:bCs/>
+          <w:sz w:val="20"/>
+          <w:szCs w:val="20"/>
+        </w:rPr>
+      </w:pPr>
+      <w:proofErr w:type="gramStart"/>
+      <w:r>
+        <w:rPr>
+          <w:rFonts w:hAnsi="Symbol"/>
+          <w:b/>
+          <w:bCs/>
+          <w:sz w:val="20"/>
+          <w:szCs w:val="20"/>
+        </w:rPr>
+        <w:t></w:t>
+      </w:r>
+      <w:r>
+        <w:rPr>
+          <w:b/>
+          <w:bCs/>
+          <w:sz w:val="20"/>
+          <w:szCs w:val="20"/>
+        </w:rPr>
+        <w:t xml:space="preserve">  </w:t>
+      </w:r>
+      <w:r>
+        <w:rPr>
+          <w:rStyle w:val="Strong"/>
+          <w:rFonts w:eastAsiaTheme="majorEastAsia"/>
+          <w:sz w:val="20"/>
+          <w:szCs w:val="20"/>
+        </w:rPr>
+        <w:t>Scheduled</w:t>
+      </w:r>
+      <w:proofErr w:type="gramEnd"/>
+      <w:r>
+        <w:rPr>
+          <w:rStyle w:val="Strong"/>
+          <w:rFonts w:eastAsiaTheme="majorEastAsia"/>
+          <w:sz w:val="20"/>
+          <w:szCs w:val="20"/>
+        </w:rPr>
+        <w:t xml:space="preserve"> Scaling</w:t>
+      </w:r>
+      <w:r>
+        <w:rPr>
+          <w:b/>
+          <w:bCs/>
+          <w:sz w:val="20"/>
+          <w:szCs w:val="20"/>
+        </w:rPr>
+        <w:t xml:space="preserve">: </w:t>
+      </w:r>
+      <w:r>
+        <w:rPr>
+          <w:sz w:val="20"/>
+          <w:szCs w:val="20"/>
+        </w:rPr>
+        <w:t xml:space="preserve">Manual setup for </w:t>
+      </w:r>
+      <w:r>
+        <w:rPr>
+          <w:rStyle w:val="Strong"/>
+          <w:rFonts w:eastAsiaTheme="majorEastAsia"/>
+          <w:sz w:val="20"/>
+          <w:szCs w:val="20"/>
+        </w:rPr>
+        <w:t>known times</w:t>
+      </w:r>
+      <w:r>
+        <w:rPr>
+          <w:b/>
+          <w:bCs/>
+          <w:sz w:val="20"/>
+          <w:szCs w:val="20"/>
+        </w:rPr>
+        <w:t xml:space="preserve"> </w:t>
+      </w:r>
+    </w:p>
+    <w:p>
+      <w:pPr>
+        <w:rPr>
+          <w:b/>
+          <w:bCs/>
+          <w:sz w:val="20"/>
+          <w:szCs w:val="20"/>
+        </w:rPr>
+      </w:pPr>
+    </w:p>
+    <w:p>
+      <w:pPr>
+        <w:pStyle w:val="ListParagraph"/>
+        <w:numPr>
+          <w:ilvl w:val="0"/>
+          <w:numId w:val="37"/>
+        </w:numPr>
+        <w:rPr>
+          <w:b/>
+          <w:bCs/>
+          <w:sz w:val="20"/>
+          <w:szCs w:val="20"/>
+        </w:rPr>
+      </w:pPr>
     </w:p>
     <w:sectPr>
       <w:pgSz w:w="11906" w:h="16838"/>
@@ -5845,7 +5994,7 @@
   <w:abstractNum w:abstractNumId="15" w15:restartNumberingAfterBreak="0">
     <w:nsid w:val="346B1FFB"/>
     <w:multiLevelType w:val="hybridMultilevel"/>
-    <w:tmpl w:val="133C45E6"/>
+    <w:tmpl w:val="581CA0F6"/>
     <w:lvl w:ilvl="0" w:tplc="4009000B">
       <w:start w:val="1"/>
       <w:numFmt w:val="bullet"/>
@@ -9406,6 +9555,35 @@
       </w:tblBorders>
     </w:tblPr>
   </w:style>
+  <w:style w:type="paragraph" w:styleId="NormalWeb">
+    <w:name w:val="Normal (Web)"/>
+    <w:basedOn w:val="Normal"/>
+    <w:uiPriority w:val="99"/>
+    <w:semiHidden/>
+    <w:unhideWhenUsed/>
+    <w:rsid w:val="00AF09EA"/>
+    <w:pPr>
+      <w:spacing w:before="100" w:beforeAutospacing="1" w:after="100" w:afterAutospacing="1" w:line="240" w:lineRule="auto"/>
+    </w:pPr>
+    <w:rPr>
+      <w:rFonts w:ascii="Times New Roman" w:eastAsia="Times New Roman" w:hAnsi="Times New Roman" w:cs="Times New Roman"/>
+      <w:kern w:val="0"/>
+      <w:szCs w:val="24"/>
+      <w:lang w:eastAsia="en-IN"/>
+      <w14:ligatures w14:val="none"/>
+    </w:rPr>
+  </w:style>
+  <w:style w:type="character" w:styleId="Strong">
+    <w:name w:val="Strong"/>
+    <w:basedOn w:val="DefaultParagraphFont"/>
+    <w:uiPriority w:val="22"/>
+    <w:qFormat/>
+    <w:rsid w:val="00AF09EA"/>
+    <w:rPr>
+      <w:b/>
+      <w:bCs/>
+    </w:rPr>
+  </w:style>
 </w:styles>
 </file>
 

--- a/AWS-NOTES/Auto Scaling.docx
+++ b/AWS-NOTES/Auto Scaling.docx
@@ -583,7 +583,7 @@
       </w:tblPr>
       <w:tblGrid>
         <w:gridCol w:w="1620"/>
-        <w:gridCol w:w="3969"/>
+        <w:gridCol w:w="5953"/>
       </w:tblGrid>
       <w:tr>
         <w:tc>
@@ -610,7 +610,7 @@
         </w:tc>
         <w:tc>
           <w:tcPr>
-            <w:tcW w:w="3969" w:type="dxa"/>
+            <w:tcW w:w="5953" w:type="dxa"/>
           </w:tcPr>
           <w:p>
             <w:pPr>
@@ -660,7 +660,7 @@
         </w:tc>
         <w:tc>
           <w:tcPr>
-            <w:tcW w:w="3969" w:type="dxa"/>
+            <w:tcW w:w="5953" w:type="dxa"/>
           </w:tcPr>
           <w:p>
             <w:pPr>
@@ -676,16 +676,13 @@
               </w:rPr>
               <w:t>The minimum number of instances that must</w:t>
             </w:r>
-          </w:p>
-          <w:p>
-            <w:pPr>
-              <w:pStyle w:val="ListParagraph"/>
-              <w:ind w:left="0"/>
-              <w:rPr>
-                <w:sz w:val="20"/>
-                <w:szCs w:val="20"/>
-              </w:rPr>
-            </w:pPr>
+            <w:r>
+              <w:rPr>
+                <w:sz w:val="20"/>
+                <w:szCs w:val="20"/>
+              </w:rPr>
+              <w:t xml:space="preserve"> </w:t>
+            </w:r>
             <w:r>
               <w:rPr>
                 <w:sz w:val="20"/>
@@ -702,70 +699,12 @@
               <w:t>running at all times</w:t>
             </w:r>
             <w:proofErr w:type="gramEnd"/>
-          </w:p>
-        </w:tc>
-      </w:tr>
-      <w:tr>
-        <w:tc>
-          <w:tcPr>
-            <w:tcW w:w="1620" w:type="dxa"/>
-          </w:tcPr>
-          <w:p>
-            <w:pPr>
-              <w:pStyle w:val="ListParagraph"/>
-              <w:ind w:left="0"/>
-              <w:rPr>
-                <w:b/>
-                <w:bCs/>
-                <w:sz w:val="20"/>
-                <w:szCs w:val="20"/>
-              </w:rPr>
-            </w:pPr>
             <w:r>
               <w:rPr>
-                <w:b/>
-                <w:bCs/>
-                <w:sz w:val="20"/>
-                <w:szCs w:val="20"/>
-              </w:rPr>
-              <w:t>Maximum Size</w:t>
-            </w:r>
-          </w:p>
-        </w:tc>
-        <w:tc>
-          <w:tcPr>
-            <w:tcW w:w="3969" w:type="dxa"/>
-          </w:tcPr>
-          <w:p>
-            <w:pPr>
-              <w:rPr>
-                <w:sz w:val="20"/>
-                <w:szCs w:val="20"/>
-              </w:rPr>
-            </w:pPr>
-            <w:r>
-              <w:rPr>
-                <w:sz w:val="20"/>
-                <w:szCs w:val="20"/>
-              </w:rPr>
-              <w:t>The maximum number of instances the group</w:t>
-            </w:r>
-          </w:p>
-          <w:p>
-            <w:pPr>
-              <w:pStyle w:val="ListParagraph"/>
-              <w:ind w:left="0"/>
-              <w:rPr>
-                <w:sz w:val="20"/>
-                <w:szCs w:val="20"/>
-              </w:rPr>
-            </w:pPr>
-            <w:r>
-              <w:rPr>
-                <w:sz w:val="20"/>
-                <w:szCs w:val="20"/>
-              </w:rPr>
-              <w:t>is allowed to scale up to</w:t>
+                <w:sz w:val="20"/>
+                <w:szCs w:val="20"/>
+              </w:rPr>
+              <w:t>.</w:t>
             </w:r>
           </w:p>
         </w:tc>
@@ -793,13 +732,82 @@
                 <w:sz w:val="20"/>
                 <w:szCs w:val="20"/>
               </w:rPr>
+              <w:t>Maximum Size</w:t>
+            </w:r>
+          </w:p>
+        </w:tc>
+        <w:tc>
+          <w:tcPr>
+            <w:tcW w:w="5953" w:type="dxa"/>
+          </w:tcPr>
+          <w:p>
+            <w:pPr>
+              <w:rPr>
+                <w:sz w:val="20"/>
+                <w:szCs w:val="20"/>
+              </w:rPr>
+            </w:pPr>
+            <w:r>
+              <w:rPr>
+                <w:sz w:val="20"/>
+                <w:szCs w:val="20"/>
+              </w:rPr>
+              <w:t>The maximum number of instances the group</w:t>
+            </w:r>
+            <w:r>
+              <w:rPr>
+                <w:sz w:val="20"/>
+                <w:szCs w:val="20"/>
+              </w:rPr>
+              <w:t xml:space="preserve"> </w:t>
+            </w:r>
+            <w:r>
+              <w:rPr>
+                <w:sz w:val="20"/>
+                <w:szCs w:val="20"/>
+              </w:rPr>
+              <w:t>is allowed to scale up to</w:t>
+            </w:r>
+            <w:r>
+              <w:rPr>
+                <w:sz w:val="20"/>
+                <w:szCs w:val="20"/>
+              </w:rPr>
+              <w:t>.</w:t>
+            </w:r>
+          </w:p>
+        </w:tc>
+      </w:tr>
+      <w:tr>
+        <w:tc>
+          <w:tcPr>
+            <w:tcW w:w="1620" w:type="dxa"/>
+          </w:tcPr>
+          <w:p>
+            <w:pPr>
+              <w:pStyle w:val="ListParagraph"/>
+              <w:ind w:left="0"/>
+              <w:rPr>
+                <w:b/>
+                <w:bCs/>
+                <w:sz w:val="20"/>
+                <w:szCs w:val="20"/>
+              </w:rPr>
+            </w:pPr>
+            <w:r>
+              <w:rPr>
+                <w:b/>
+                <w:bCs/>
+                <w:sz w:val="20"/>
+                <w:szCs w:val="20"/>
+              </w:rPr>
               <w:t>Desired Capacity</w:t>
             </w:r>
           </w:p>
         </w:tc>
         <w:tc>
           <w:tcPr>
-            <w:tcW w:w="3969" w:type="dxa"/>
+            <w:tcW w:w="5953" w:type="dxa"/>
           </w:tcPr>
           <w:p>
             <w:pPr>
@@ -815,22 +823,26 @@
               </w:rPr>
               <w:t>The ideal number of instances to maintain</w:t>
             </w:r>
-          </w:p>
-          <w:p>
-            <w:pPr>
-              <w:pStyle w:val="ListParagraph"/>
-              <w:ind w:left="0"/>
-              <w:rPr>
-                <w:sz w:val="20"/>
-                <w:szCs w:val="20"/>
-              </w:rPr>
-            </w:pPr>
             <w:r>
               <w:rPr>
                 <w:sz w:val="20"/>
                 <w:szCs w:val="20"/>
               </w:rPr>
+              <w:t xml:space="preserve"> </w:t>
+            </w:r>
+            <w:r>
+              <w:rPr>
+                <w:sz w:val="20"/>
+                <w:szCs w:val="20"/>
+              </w:rPr>
               <w:t>under normal conditions</w:t>
+            </w:r>
+            <w:r>
+              <w:rPr>
+                <w:sz w:val="20"/>
+                <w:szCs w:val="20"/>
+              </w:rPr>
+              <w:t>.</w:t>
             </w:r>
           </w:p>
         </w:tc>
@@ -890,8 +902,8 @@
       </w:tblPr>
       <w:tblGrid>
         <w:gridCol w:w="1762"/>
-        <w:gridCol w:w="1842"/>
-        <w:gridCol w:w="1985"/>
+        <w:gridCol w:w="2126"/>
+        <w:gridCol w:w="3685"/>
       </w:tblGrid>
       <w:tr>
         <w:trPr>
@@ -926,7 +938,7 @@
         </w:tc>
         <w:tc>
           <w:tcPr>
-            <w:tcW w:w="1842" w:type="dxa"/>
+            <w:tcW w:w="2126" w:type="dxa"/>
             <w:vAlign w:val="center"/>
           </w:tcPr>
           <w:p>
@@ -953,7 +965,7 @@
         </w:tc>
         <w:tc>
           <w:tcPr>
-            <w:tcW w:w="1985" w:type="dxa"/>
+            <w:tcW w:w="3685" w:type="dxa"/>
             <w:vAlign w:val="center"/>
           </w:tcPr>
           <w:p>
@@ -1036,7 +1048,7 @@
         </w:tc>
         <w:tc>
           <w:tcPr>
-            <w:tcW w:w="1842" w:type="dxa"/>
+            <w:tcW w:w="2126" w:type="dxa"/>
             <w:vAlign w:val="center"/>
           </w:tcPr>
           <w:p>
@@ -1067,7 +1079,7 @@
         </w:tc>
         <w:tc>
           <w:tcPr>
-            <w:tcW w:w="1985" w:type="dxa"/>
+            <w:tcW w:w="3685" w:type="dxa"/>
             <w:vAlign w:val="center"/>
           </w:tcPr>
           <w:p>
@@ -1134,7 +1146,7 @@
         </w:tc>
         <w:tc>
           <w:tcPr>
-            <w:tcW w:w="1842" w:type="dxa"/>
+            <w:tcW w:w="2126" w:type="dxa"/>
             <w:vAlign w:val="center"/>
           </w:tcPr>
           <w:p>
@@ -1165,7 +1177,7 @@
         </w:tc>
         <w:tc>
           <w:tcPr>
-            <w:tcW w:w="1985" w:type="dxa"/>
+            <w:tcW w:w="3685" w:type="dxa"/>
             <w:vAlign w:val="center"/>
           </w:tcPr>
           <w:p>
@@ -1232,7 +1244,7 @@
         </w:tc>
         <w:tc>
           <w:tcPr>
-            <w:tcW w:w="1842" w:type="dxa"/>
+            <w:tcW w:w="2126" w:type="dxa"/>
             <w:vAlign w:val="center"/>
           </w:tcPr>
           <w:p>
@@ -1263,7 +1275,7 @@
         </w:tc>
         <w:tc>
           <w:tcPr>
-            <w:tcW w:w="1985" w:type="dxa"/>
+            <w:tcW w:w="3685" w:type="dxa"/>
             <w:vAlign w:val="center"/>
           </w:tcPr>
           <w:p>
@@ -1330,7 +1342,7 @@
         </w:tc>
         <w:tc>
           <w:tcPr>
-            <w:tcW w:w="1842" w:type="dxa"/>
+            <w:tcW w:w="2126" w:type="dxa"/>
             <w:vAlign w:val="center"/>
           </w:tcPr>
           <w:p>
@@ -1361,7 +1373,7 @@
         </w:tc>
         <w:tc>
           <w:tcPr>
-            <w:tcW w:w="1985" w:type="dxa"/>
+            <w:tcW w:w="3685" w:type="dxa"/>
             <w:vAlign w:val="center"/>
           </w:tcPr>
           <w:p>
@@ -1428,7 +1440,7 @@
         </w:tc>
         <w:tc>
           <w:tcPr>
-            <w:tcW w:w="1842" w:type="dxa"/>
+            <w:tcW w:w="2126" w:type="dxa"/>
             <w:vAlign w:val="center"/>
           </w:tcPr>
           <w:p>
@@ -1459,7 +1471,7 @@
         </w:tc>
         <w:tc>
           <w:tcPr>
-            <w:tcW w:w="1985" w:type="dxa"/>
+            <w:tcW w:w="3685" w:type="dxa"/>
             <w:vAlign w:val="center"/>
           </w:tcPr>
           <w:p>
@@ -1526,7 +1538,7 @@
         </w:tc>
         <w:tc>
           <w:tcPr>
-            <w:tcW w:w="1842" w:type="dxa"/>
+            <w:tcW w:w="2126" w:type="dxa"/>
             <w:vAlign w:val="center"/>
           </w:tcPr>
           <w:p>
@@ -1557,7 +1569,7 @@
         </w:tc>
         <w:tc>
           <w:tcPr>
-            <w:tcW w:w="1985" w:type="dxa"/>
+            <w:tcW w:w="3685" w:type="dxa"/>
             <w:vAlign w:val="center"/>
           </w:tcPr>
           <w:p>
@@ -1625,7 +1637,7 @@
         </w:tc>
         <w:tc>
           <w:tcPr>
-            <w:tcW w:w="1842" w:type="dxa"/>
+            <w:tcW w:w="2126" w:type="dxa"/>
             <w:vAlign w:val="center"/>
           </w:tcPr>
           <w:p>
@@ -1656,7 +1668,7 @@
         </w:tc>
         <w:tc>
           <w:tcPr>
-            <w:tcW w:w="1985" w:type="dxa"/>
+            <w:tcW w:w="3685" w:type="dxa"/>
             <w:vAlign w:val="center"/>
           </w:tcPr>
           <w:p>
@@ -1724,7 +1736,7 @@
         </w:tc>
         <w:tc>
           <w:tcPr>
-            <w:tcW w:w="1842" w:type="dxa"/>
+            <w:tcW w:w="2126" w:type="dxa"/>
             <w:vAlign w:val="center"/>
           </w:tcPr>
           <w:p>
@@ -1755,7 +1767,7 @@
         </w:tc>
         <w:tc>
           <w:tcPr>
-            <w:tcW w:w="1985" w:type="dxa"/>
+            <w:tcW w:w="3685" w:type="dxa"/>
             <w:vAlign w:val="center"/>
           </w:tcPr>
           <w:p>
@@ -1823,7 +1835,7 @@
         </w:tc>
         <w:tc>
           <w:tcPr>
-            <w:tcW w:w="1842" w:type="dxa"/>
+            <w:tcW w:w="2126" w:type="dxa"/>
             <w:vAlign w:val="center"/>
           </w:tcPr>
           <w:p>
@@ -1854,7 +1866,7 @@
         </w:tc>
         <w:tc>
           <w:tcPr>
-            <w:tcW w:w="1985" w:type="dxa"/>
+            <w:tcW w:w="3685" w:type="dxa"/>
             <w:vAlign w:val="center"/>
           </w:tcPr>
           <w:p>
@@ -1922,7 +1934,7 @@
         </w:tc>
         <w:tc>
           <w:tcPr>
-            <w:tcW w:w="1842" w:type="dxa"/>
+            <w:tcW w:w="2126" w:type="dxa"/>
             <w:vAlign w:val="center"/>
           </w:tcPr>
           <w:p>
@@ -1953,7 +1965,7 @@
         </w:tc>
         <w:tc>
           <w:tcPr>
-            <w:tcW w:w="1985" w:type="dxa"/>
+            <w:tcW w:w="3685" w:type="dxa"/>
             <w:vAlign w:val="center"/>
           </w:tcPr>
           <w:p>
@@ -2077,6 +2089,50 @@
         <w:pStyle w:val="ListParagraph"/>
         <w:numPr>
           <w:ilvl w:val="0"/>
+          <w:numId w:val="44"/>
+        </w:numPr>
+        <w:rPr>
+          <w:i/>
+          <w:iCs/>
+          <w:sz w:val="20"/>
+          <w:szCs w:val="20"/>
+        </w:rPr>
+      </w:pPr>
+      <w:r>
+        <w:rPr>
+          <w:b/>
+          <w:bCs/>
+          <w:sz w:val="20"/>
+          <w:szCs w:val="20"/>
+        </w:rPr>
+        <w:t xml:space="preserve">Dynamic Scaling: </w:t>
+      </w:r>
+      <w:r>
+        <w:rPr>
+          <w:i/>
+          <w:iCs/>
+          <w:sz w:val="20"/>
+          <w:szCs w:val="20"/>
+        </w:rPr>
+        <w:t xml:space="preserve">Automatically adjusts capacity based on real time metrics (usually from Amazon </w:t>
+      </w:r>
+      <w:proofErr w:type="gramStart"/>
+      <w:r>
+        <w:rPr>
+          <w:i/>
+          <w:iCs/>
+          <w:sz w:val="20"/>
+          <w:szCs w:val="20"/>
+        </w:rPr>
+        <w:t>CloudWatch )</w:t>
+      </w:r>
+      <w:proofErr w:type="gramEnd"/>
+    </w:p>
+    <w:p>
+      <w:pPr>
+        <w:pStyle w:val="ListParagraph"/>
+        <w:numPr>
+          <w:ilvl w:val="0"/>
           <w:numId w:val="11"/>
         </w:numPr>
         <w:rPr>
@@ -2279,7 +2335,7 @@
         <w:pStyle w:val="ListParagraph"/>
         <w:numPr>
           <w:ilvl w:val="0"/>
-          <w:numId w:val="11"/>
+          <w:numId w:val="45"/>
         </w:numPr>
         <w:rPr>
           <w:sz w:val="20"/>
@@ -3381,6 +3437,16 @@
       </w:r>
       <w:r>
         <w:rPr>
+          <w:rFonts w:ascii="Segoe UI Emoji" w:hAnsi="Segoe UI Emoji" w:cs="Segoe UI Emoji"/>
+          <w:b/>
+          <w:bCs/>
+          <w:sz w:val="20"/>
+          <w:szCs w:val="20"/>
+        </w:rPr>
+        <w:t>Q</w:t>
+      </w:r>
+      <w:r>
+        <w:rPr>
           <w:b/>
           <w:bCs/>
           <w:sz w:val="20"/>
@@ -3567,12 +3633,22 @@
       </w:r>
       <w:r>
         <w:rPr>
-          <w:b/>
-          <w:bCs/>
-          <w:sz w:val="20"/>
-          <w:szCs w:val="20"/>
-        </w:rPr>
-        <w:t xml:space="preserve"> 3. How do you test a scale-in policy after stress testing?</w:t>
+          <w:rFonts w:ascii="Segoe UI Emoji" w:hAnsi="Segoe UI Emoji" w:cs="Segoe UI Emoji"/>
+          <w:b/>
+          <w:bCs/>
+          <w:sz w:val="20"/>
+          <w:szCs w:val="20"/>
+        </w:rPr>
+        <w:t>Q2</w:t>
+      </w:r>
+      <w:r>
+        <w:rPr>
+          <w:b/>
+          <w:bCs/>
+          <w:sz w:val="20"/>
+          <w:szCs w:val="20"/>
+        </w:rPr>
+        <w:t>. How do you test a scale-in policy after stress testing?</w:t>
       </w:r>
     </w:p>
     <w:p>
@@ -3641,7 +3717,7 @@
           <w:sz w:val="20"/>
           <w:szCs w:val="20"/>
         </w:rPr>
-        <w:t>4</w:t>
+        <w:t>Q3</w:t>
       </w:r>
       <w:r>
         <w:rPr>
@@ -3897,7 +3973,7 @@
           <w:sz w:val="20"/>
           <w:szCs w:val="20"/>
         </w:rPr>
-        <w:t>5</w:t>
+        <w:t>Q4</w:t>
       </w:r>
       <w:r>
         <w:rPr>
@@ -3991,7 +4067,7 @@
           <w:sz w:val="20"/>
           <w:szCs w:val="20"/>
         </w:rPr>
-        <w:t>6</w:t>
+        <w:t>Q5</w:t>
       </w:r>
       <w:r>
         <w:rPr>
@@ -4073,249 +4149,8 @@
     </w:p>
     <w:p>
       <w:pPr>
-        <w:rPr>
-          <w:b/>
-          <w:bCs/>
-          <w:sz w:val="20"/>
-          <w:szCs w:val="20"/>
-        </w:rPr>
-      </w:pPr>
-      <w:r>
-        <w:rPr>
-          <w:rFonts w:ascii="Segoe UI Emoji" w:hAnsi="Segoe UI Emoji" w:cs="Segoe UI Emoji"/>
-          <w:b/>
-          <w:bCs/>
-          <w:sz w:val="20"/>
-          <w:szCs w:val="20"/>
-        </w:rPr>
-        <w:t>🔹</w:t>
-      </w:r>
-      <w:r>
-        <w:rPr>
-          <w:b/>
-          <w:bCs/>
-          <w:sz w:val="20"/>
-          <w:szCs w:val="20"/>
-        </w:rPr>
-        <w:t xml:space="preserve"> </w:t>
-      </w:r>
-      <w:proofErr w:type="gramStart"/>
-      <w:r>
-        <w:rPr>
-          <w:b/>
-          <w:bCs/>
-          <w:sz w:val="20"/>
-          <w:szCs w:val="20"/>
-        </w:rPr>
-        <w:t>7.H</w:t>
-      </w:r>
-      <w:r>
-        <w:rPr>
-          <w:b/>
-          <w:bCs/>
-          <w:sz w:val="20"/>
-          <w:szCs w:val="20"/>
-        </w:rPr>
-        <w:t>ow</w:t>
-      </w:r>
-      <w:proofErr w:type="gramEnd"/>
-      <w:r>
-        <w:rPr>
-          <w:b/>
-          <w:bCs/>
-          <w:sz w:val="20"/>
-          <w:szCs w:val="20"/>
-        </w:rPr>
-        <w:t xml:space="preserve"> is predictive scaling different from scheduled scaling</w:t>
-      </w:r>
-      <w:r>
-        <w:rPr>
-          <w:b/>
-          <w:bCs/>
-          <w:sz w:val="20"/>
-          <w:szCs w:val="20"/>
-        </w:rPr>
-        <w:t>?</w:t>
-      </w:r>
-    </w:p>
-    <w:p>
-      <w:pPr>
-        <w:pStyle w:val="NormalWeb"/>
-        <w:rPr>
-          <w:sz w:val="20"/>
-          <w:szCs w:val="20"/>
-        </w:rPr>
-      </w:pPr>
-      <w:proofErr w:type="gramStart"/>
-      <w:r>
-        <w:rPr>
-          <w:rFonts w:hAnsi="Symbol"/>
-        </w:rPr>
-        <w:t></w:t>
-      </w:r>
-      <w:r>
-        <w:t xml:space="preserve">  </w:t>
-      </w:r>
-      <w:r>
-        <w:rPr>
-          <w:rStyle w:val="Strong"/>
-          <w:rFonts w:eastAsiaTheme="majorEastAsia"/>
-          <w:sz w:val="20"/>
-          <w:szCs w:val="20"/>
-        </w:rPr>
-        <w:t>Predictive</w:t>
-      </w:r>
-      <w:proofErr w:type="gramEnd"/>
-      <w:r>
-        <w:rPr>
-          <w:rStyle w:val="Strong"/>
-          <w:rFonts w:eastAsiaTheme="majorEastAsia"/>
-          <w:sz w:val="20"/>
-          <w:szCs w:val="20"/>
-        </w:rPr>
-        <w:t xml:space="preserve"> Scaling</w:t>
-      </w:r>
-      <w:r>
-        <w:rPr>
-          <w:sz w:val="20"/>
-          <w:szCs w:val="20"/>
-        </w:rPr>
-        <w:t xml:space="preserve">: Smart, automatic, based on </w:t>
-      </w:r>
-      <w:r>
-        <w:rPr>
-          <w:rStyle w:val="Strong"/>
-          <w:rFonts w:eastAsiaTheme="majorEastAsia"/>
-          <w:sz w:val="20"/>
-          <w:szCs w:val="20"/>
-        </w:rPr>
-        <w:t>forecasted demand</w:t>
-      </w:r>
-      <w:r>
-        <w:rPr>
-          <w:sz w:val="20"/>
-          <w:szCs w:val="20"/>
-        </w:rPr>
-        <w:t xml:space="preserve"> using </w:t>
-      </w:r>
-      <w:r>
-        <w:rPr>
-          <w:rStyle w:val="Strong"/>
-          <w:rFonts w:eastAsiaTheme="majorEastAsia"/>
-          <w:sz w:val="20"/>
-          <w:szCs w:val="20"/>
-        </w:rPr>
-        <w:t>machine learning</w:t>
-      </w:r>
-      <w:r>
-        <w:rPr>
-          <w:sz w:val="20"/>
-          <w:szCs w:val="20"/>
-        </w:rPr>
-        <w:t>.</w:t>
-      </w:r>
-    </w:p>
-    <w:p>
-      <w:pPr>
-        <w:pStyle w:val="NormalWeb"/>
-        <w:rPr>
-          <w:b/>
-          <w:bCs/>
-          <w:sz w:val="20"/>
-          <w:szCs w:val="20"/>
-        </w:rPr>
-      </w:pPr>
-      <w:proofErr w:type="gramStart"/>
-      <w:r>
-        <w:rPr>
-          <w:rFonts w:hAnsi="Symbol"/>
-          <w:b/>
-          <w:bCs/>
-          <w:sz w:val="20"/>
-          <w:szCs w:val="20"/>
-        </w:rPr>
-        <w:t></w:t>
-      </w:r>
-      <w:r>
-        <w:rPr>
-          <w:b/>
-          <w:bCs/>
-          <w:sz w:val="20"/>
-          <w:szCs w:val="20"/>
-        </w:rPr>
-        <w:t xml:space="preserve">  </w:t>
-      </w:r>
-      <w:r>
-        <w:rPr>
-          <w:rStyle w:val="Strong"/>
-          <w:rFonts w:eastAsiaTheme="majorEastAsia"/>
-          <w:sz w:val="20"/>
-          <w:szCs w:val="20"/>
-        </w:rPr>
-        <w:t>Scheduled</w:t>
-      </w:r>
-      <w:proofErr w:type="gramEnd"/>
-      <w:r>
-        <w:rPr>
-          <w:rStyle w:val="Strong"/>
-          <w:rFonts w:eastAsiaTheme="majorEastAsia"/>
-          <w:sz w:val="20"/>
-          <w:szCs w:val="20"/>
-        </w:rPr>
-        <w:t xml:space="preserve"> Scaling</w:t>
-      </w:r>
-      <w:r>
-        <w:rPr>
-          <w:b/>
-          <w:bCs/>
-          <w:sz w:val="20"/>
-          <w:szCs w:val="20"/>
-        </w:rPr>
-        <w:t xml:space="preserve">: </w:t>
-      </w:r>
-      <w:r>
-        <w:rPr>
-          <w:sz w:val="20"/>
-          <w:szCs w:val="20"/>
-        </w:rPr>
-        <w:t xml:space="preserve">Manual setup for </w:t>
-      </w:r>
-      <w:r>
-        <w:rPr>
-          <w:rStyle w:val="Strong"/>
-          <w:rFonts w:eastAsiaTheme="majorEastAsia"/>
-          <w:sz w:val="20"/>
-          <w:szCs w:val="20"/>
-        </w:rPr>
-        <w:t>known times</w:t>
-      </w:r>
-      <w:r>
-        <w:rPr>
-          <w:b/>
-          <w:bCs/>
-          <w:sz w:val="20"/>
-          <w:szCs w:val="20"/>
-        </w:rPr>
-        <w:t xml:space="preserve"> </w:t>
-      </w:r>
-    </w:p>
-    <w:p>
-      <w:pPr>
-        <w:rPr>
-          <w:b/>
-          <w:bCs/>
-          <w:sz w:val="20"/>
-          <w:szCs w:val="20"/>
-        </w:rPr>
-      </w:pPr>
-    </w:p>
-    <w:p>
-      <w:pPr>
         <w:pStyle w:val="ListParagraph"/>
-        <w:numPr>
-          <w:ilvl w:val="0"/>
-          <w:numId w:val="37"/>
-        </w:numPr>
+        <w:ind w:left="360"/>
         <w:rPr>
           <w:b/>
           <w:bCs/>
@@ -5446,6 +5281,92 @@
     </w:lvl>
   </w:abstractNum>
   <w:abstractNum w:abstractNumId="10" w15:restartNumberingAfterBreak="0">
+    <w:nsid w:val="1E4F6235"/>
+    <w:multiLevelType w:val="hybridMultilevel"/>
+    <w:tmpl w:val="CE869014"/>
+    <w:lvl w:ilvl="0" w:tplc="4009000F">
+      <w:start w:val="1"/>
+      <w:numFmt w:val="decimal"/>
+      <w:lvlText w:val="%1."/>
+      <w:lvlJc w:val="left"/>
+      <w:pPr>
+        <w:ind w:left="720" w:hanging="360"/>
+      </w:pPr>
+    </w:lvl>
+    <w:lvl w:ilvl="1" w:tplc="40090019" w:tentative="1">
+      <w:start w:val="1"/>
+      <w:numFmt w:val="lowerLetter"/>
+      <w:lvlText w:val="%2."/>
+      <w:lvlJc w:val="left"/>
+      <w:pPr>
+        <w:ind w:left="1440" w:hanging="360"/>
+      </w:pPr>
+    </w:lvl>
+    <w:lvl w:ilvl="2" w:tplc="4009001B" w:tentative="1">
+      <w:start w:val="1"/>
+      <w:numFmt w:val="lowerRoman"/>
+      <w:lvlText w:val="%3."/>
+      <w:lvlJc w:val="right"/>
+      <w:pPr>
+        <w:ind w:left="2160" w:hanging="180"/>
+      </w:pPr>
+    </w:lvl>
+    <w:lvl w:ilvl="3" w:tplc="4009000F" w:tentative="1">
+      <w:start w:val="1"/>
+      <w:numFmt w:val="decimal"/>
+      <w:lvlText w:val="%4."/>
+      <w:lvlJc w:val="left"/>
+      <w:pPr>
+        <w:ind w:left="2880" w:hanging="360"/>
+      </w:pPr>
+    </w:lvl>
+    <w:lvl w:ilvl="4" w:tplc="40090019" w:tentative="1">
+      <w:start w:val="1"/>
+      <w:numFmt w:val="lowerLetter"/>
+      <w:lvlText w:val="%5."/>
+      <w:lvlJc w:val="left"/>
+      <w:pPr>
+        <w:ind w:left="3600" w:hanging="360"/>
+      </w:pPr>
+    </w:lvl>
+    <w:lvl w:ilvl="5" w:tplc="4009001B" w:tentative="1">
+      <w:start w:val="1"/>
+      <w:numFmt w:val="lowerRoman"/>
+      <w:lvlText w:val="%6."/>
+      <w:lvlJc w:val="right"/>
+      <w:pPr>
+        <w:ind w:left="4320" w:hanging="180"/>
+      </w:pPr>
+    </w:lvl>
+    <w:lvl w:ilvl="6" w:tplc="4009000F" w:tentative="1">
+      <w:start w:val="1"/>
+      <w:numFmt w:val="decimal"/>
+      <w:lvlText w:val="%7."/>
+      <w:lvlJc w:val="left"/>
+      <w:pPr>
+        <w:ind w:left="5040" w:hanging="360"/>
+      </w:pPr>
+    </w:lvl>
+    <w:lvl w:ilvl="7" w:tplc="40090019" w:tentative="1">
+      <w:start w:val="1"/>
+      <w:numFmt w:val="lowerLetter"/>
+      <w:lvlText w:val="%8."/>
+      <w:lvlJc w:val="left"/>
+      <w:pPr>
+        <w:ind w:left="5760" w:hanging="360"/>
+      </w:pPr>
+    </w:lvl>
+    <w:lvl w:ilvl="8" w:tplc="4009001B" w:tentative="1">
+      <w:start w:val="1"/>
+      <w:numFmt w:val="lowerRoman"/>
+      <w:lvlText w:val="%9."/>
+      <w:lvlJc w:val="right"/>
+      <w:pPr>
+        <w:ind w:left="6480" w:hanging="180"/>
+      </w:pPr>
+    </w:lvl>
+  </w:abstractNum>
+  <w:abstractNum w:abstractNumId="11" w15:restartNumberingAfterBreak="0">
     <w:nsid w:val="1F425655"/>
     <w:multiLevelType w:val="hybridMultilevel"/>
     <w:tmpl w:val="A278695C"/>
@@ -5558,7 +5479,7 @@
       </w:rPr>
     </w:lvl>
   </w:abstractNum>
-  <w:abstractNum w:abstractNumId="11" w15:restartNumberingAfterBreak="0">
+  <w:abstractNum w:abstractNumId="12" w15:restartNumberingAfterBreak="0">
     <w:nsid w:val="20481771"/>
     <w:multiLevelType w:val="multilevel"/>
     <w:tmpl w:val="EFCAC702"/>
@@ -5675,7 +5596,7 @@
       </w:pPr>
     </w:lvl>
   </w:abstractNum>
-  <w:abstractNum w:abstractNumId="12" w15:restartNumberingAfterBreak="0">
+  <w:abstractNum w:abstractNumId="13" w15:restartNumberingAfterBreak="0">
     <w:nsid w:val="248425A7"/>
     <w:multiLevelType w:val="multilevel"/>
     <w:tmpl w:val="D100AE64"/>
@@ -5785,7 +5706,7 @@
       </w:pPr>
     </w:lvl>
   </w:abstractNum>
-  <w:abstractNum w:abstractNumId="13" w15:restartNumberingAfterBreak="0">
+  <w:abstractNum w:abstractNumId="14" w15:restartNumberingAfterBreak="0">
     <w:nsid w:val="2D363AE9"/>
     <w:multiLevelType w:val="hybridMultilevel"/>
     <w:tmpl w:val="62F83E7C"/>
@@ -5871,7 +5792,93 @@
       </w:pPr>
     </w:lvl>
   </w:abstractNum>
-  <w:abstractNum w:abstractNumId="14" w15:restartNumberingAfterBreak="0">
+  <w:abstractNum w:abstractNumId="15" w15:restartNumberingAfterBreak="0">
+    <w:nsid w:val="2F551726"/>
+    <w:multiLevelType w:val="hybridMultilevel"/>
+    <w:tmpl w:val="9B4AD71A"/>
+    <w:lvl w:ilvl="0" w:tplc="4009000F">
+      <w:start w:val="1"/>
+      <w:numFmt w:val="decimal"/>
+      <w:lvlText w:val="%1."/>
+      <w:lvlJc w:val="left"/>
+      <w:pPr>
+        <w:ind w:left="720" w:hanging="360"/>
+      </w:pPr>
+    </w:lvl>
+    <w:lvl w:ilvl="1" w:tplc="40090019" w:tentative="1">
+      <w:start w:val="1"/>
+      <w:numFmt w:val="lowerLetter"/>
+      <w:lvlText w:val="%2."/>
+      <w:lvlJc w:val="left"/>
+      <w:pPr>
+        <w:ind w:left="1440" w:hanging="360"/>
+      </w:pPr>
+    </w:lvl>
+    <w:lvl w:ilvl="2" w:tplc="4009001B" w:tentative="1">
+      <w:start w:val="1"/>
+      <w:numFmt w:val="lowerRoman"/>
+      <w:lvlText w:val="%3."/>
+      <w:lvlJc w:val="right"/>
+      <w:pPr>
+        <w:ind w:left="2160" w:hanging="180"/>
+      </w:pPr>
+    </w:lvl>
+    <w:lvl w:ilvl="3" w:tplc="4009000F" w:tentative="1">
+      <w:start w:val="1"/>
+      <w:numFmt w:val="decimal"/>
+      <w:lvlText w:val="%4."/>
+      <w:lvlJc w:val="left"/>
+      <w:pPr>
+        <w:ind w:left="2880" w:hanging="360"/>
+      </w:pPr>
+    </w:lvl>
+    <w:lvl w:ilvl="4" w:tplc="40090019" w:tentative="1">
+      <w:start w:val="1"/>
+      <w:numFmt w:val="lowerLetter"/>
+      <w:lvlText w:val="%5."/>
+      <w:lvlJc w:val="left"/>
+      <w:pPr>
+        <w:ind w:left="3600" w:hanging="360"/>
+      </w:pPr>
+    </w:lvl>
+    <w:lvl w:ilvl="5" w:tplc="4009001B" w:tentative="1">
+      <w:start w:val="1"/>
+      <w:numFmt w:val="lowerRoman"/>
+      <w:lvlText w:val="%6."/>
+      <w:lvlJc w:val="right"/>
+      <w:pPr>
+        <w:ind w:left="4320" w:hanging="180"/>
+      </w:pPr>
+    </w:lvl>
+    <w:lvl w:ilvl="6" w:tplc="4009000F" w:tentative="1">
+      <w:start w:val="1"/>
+      <w:numFmt w:val="decimal"/>
+      <w:lvlText w:val="%7."/>
+      <w:lvlJc w:val="left"/>
+      <w:pPr>
+        <w:ind w:left="5040" w:hanging="360"/>
+      </w:pPr>
+    </w:lvl>
+    <w:lvl w:ilvl="7" w:tplc="40090019" w:tentative="1">
+      <w:start w:val="1"/>
+      <w:numFmt w:val="lowerLetter"/>
+      <w:lvlText w:val="%8."/>
+      <w:lvlJc w:val="left"/>
+      <w:pPr>
+        <w:ind w:left="5760" w:hanging="360"/>
+      </w:pPr>
+    </w:lvl>
+    <w:lvl w:ilvl="8" w:tplc="4009001B" w:tentative="1">
+      <w:start w:val="1"/>
+      <w:numFmt w:val="lowerRoman"/>
+      <w:lvlText w:val="%9."/>
+      <w:lvlJc w:val="right"/>
+      <w:pPr>
+        <w:ind w:left="6480" w:hanging="180"/>
+      </w:pPr>
+    </w:lvl>
+  </w:abstractNum>
+  <w:abstractNum w:abstractNumId="16" w15:restartNumberingAfterBreak="0">
     <w:nsid w:val="303D56A3"/>
     <w:multiLevelType w:val="multilevel"/>
     <w:tmpl w:val="D7AA1786"/>
@@ -5991,7 +5998,7 @@
       </w:pPr>
     </w:lvl>
   </w:abstractNum>
-  <w:abstractNum w:abstractNumId="15" w15:restartNumberingAfterBreak="0">
+  <w:abstractNum w:abstractNumId="17" w15:restartNumberingAfterBreak="0">
     <w:nsid w:val="346B1FFB"/>
     <w:multiLevelType w:val="hybridMultilevel"/>
     <w:tmpl w:val="581CA0F6"/>
@@ -6104,7 +6111,7 @@
       </w:rPr>
     </w:lvl>
   </w:abstractNum>
-  <w:abstractNum w:abstractNumId="16" w15:restartNumberingAfterBreak="0">
+  <w:abstractNum w:abstractNumId="18" w15:restartNumberingAfterBreak="0">
     <w:nsid w:val="347F3B49"/>
     <w:multiLevelType w:val="multilevel"/>
     <w:tmpl w:val="56D834CE"/>
@@ -6224,7 +6231,7 @@
       </w:pPr>
     </w:lvl>
   </w:abstractNum>
-  <w:abstractNum w:abstractNumId="17" w15:restartNumberingAfterBreak="0">
+  <w:abstractNum w:abstractNumId="19" w15:restartNumberingAfterBreak="0">
     <w:nsid w:val="398324BC"/>
     <w:multiLevelType w:val="hybridMultilevel"/>
     <w:tmpl w:val="3118C0AA"/>
@@ -6337,7 +6344,7 @@
       </w:rPr>
     </w:lvl>
   </w:abstractNum>
-  <w:abstractNum w:abstractNumId="18" w15:restartNumberingAfterBreak="0">
+  <w:abstractNum w:abstractNumId="20" w15:restartNumberingAfterBreak="0">
     <w:nsid w:val="39CA2DCF"/>
     <w:multiLevelType w:val="multilevel"/>
     <w:tmpl w:val="2C3EB47A"/>
@@ -6454,7 +6461,7 @@
       </w:pPr>
     </w:lvl>
   </w:abstractNum>
-  <w:abstractNum w:abstractNumId="19" w15:restartNumberingAfterBreak="0">
+  <w:abstractNum w:abstractNumId="21" w15:restartNumberingAfterBreak="0">
     <w:nsid w:val="3C1526DF"/>
     <w:multiLevelType w:val="hybridMultilevel"/>
     <w:tmpl w:val="E44E3410"/>
@@ -6567,7 +6574,7 @@
       </w:rPr>
     </w:lvl>
   </w:abstractNum>
-  <w:abstractNum w:abstractNumId="20" w15:restartNumberingAfterBreak="0">
+  <w:abstractNum w:abstractNumId="22" w15:restartNumberingAfterBreak="0">
     <w:nsid w:val="3C3E527A"/>
     <w:multiLevelType w:val="hybridMultilevel"/>
     <w:tmpl w:val="C1DA6AE4"/>
@@ -6680,7 +6687,268 @@
       </w:rPr>
     </w:lvl>
   </w:abstractNum>
-  <w:abstractNum w:abstractNumId="21" w15:restartNumberingAfterBreak="0">
+  <w:abstractNum w:abstractNumId="23" w15:restartNumberingAfterBreak="0">
+    <w:nsid w:val="40677BC4"/>
+    <w:multiLevelType w:val="hybridMultilevel"/>
+    <w:tmpl w:val="BCD0F270"/>
+    <w:lvl w:ilvl="0" w:tplc="40090005">
+      <w:start w:val="1"/>
+      <w:numFmt w:val="bullet"/>
+      <w:lvlText w:val=""/>
+      <w:lvlJc w:val="left"/>
+      <w:pPr>
+        <w:ind w:left="720" w:hanging="360"/>
+      </w:pPr>
+      <w:rPr>
+        <w:rFonts w:ascii="Wingdings" w:hAnsi="Wingdings" w:hint="default"/>
+      </w:rPr>
+    </w:lvl>
+    <w:lvl w:ilvl="1" w:tplc="FFFFFFFF" w:tentative="1">
+      <w:start w:val="1"/>
+      <w:numFmt w:val="lowerLetter"/>
+      <w:lvlText w:val="%2."/>
+      <w:lvlJc w:val="left"/>
+      <w:pPr>
+        <w:ind w:left="1440" w:hanging="360"/>
+      </w:pPr>
+    </w:lvl>
+    <w:lvl w:ilvl="2" w:tplc="FFFFFFFF" w:tentative="1">
+      <w:start w:val="1"/>
+      <w:numFmt w:val="lowerRoman"/>
+      <w:lvlText w:val="%3."/>
+      <w:lvlJc w:val="right"/>
+      <w:pPr>
+        <w:ind w:left="2160" w:hanging="180"/>
+      </w:pPr>
+    </w:lvl>
+    <w:lvl w:ilvl="3" w:tplc="FFFFFFFF" w:tentative="1">
+      <w:start w:val="1"/>
+      <w:numFmt w:val="decimal"/>
+      <w:lvlText w:val="%4."/>
+      <w:lvlJc w:val="left"/>
+      <w:pPr>
+        <w:ind w:left="2880" w:hanging="360"/>
+      </w:pPr>
+    </w:lvl>
+    <w:lvl w:ilvl="4" w:tplc="FFFFFFFF" w:tentative="1">
+      <w:start w:val="1"/>
+      <w:numFmt w:val="lowerLetter"/>
+      <w:lvlText w:val="%5."/>
+      <w:lvlJc w:val="left"/>
+      <w:pPr>
+        <w:ind w:left="3600" w:hanging="360"/>
+      </w:pPr>
+    </w:lvl>
+    <w:lvl w:ilvl="5" w:tplc="FFFFFFFF" w:tentative="1">
+      <w:start w:val="1"/>
+      <w:numFmt w:val="lowerRoman"/>
+      <w:lvlText w:val="%6."/>
+      <w:lvlJc w:val="right"/>
+      <w:pPr>
+        <w:ind w:left="4320" w:hanging="180"/>
+      </w:pPr>
+    </w:lvl>
+    <w:lvl w:ilvl="6" w:tplc="FFFFFFFF" w:tentative="1">
+      <w:start w:val="1"/>
+      <w:numFmt w:val="decimal"/>
+      <w:lvlText w:val="%7."/>
+      <w:lvlJc w:val="left"/>
+      <w:pPr>
+        <w:ind w:left="5040" w:hanging="360"/>
+      </w:pPr>
+    </w:lvl>
+    <w:lvl w:ilvl="7" w:tplc="FFFFFFFF" w:tentative="1">
+      <w:start w:val="1"/>
+      <w:numFmt w:val="lowerLetter"/>
+      <w:lvlText w:val="%8."/>
+      <w:lvlJc w:val="left"/>
+      <w:pPr>
+        <w:ind w:left="5760" w:hanging="360"/>
+      </w:pPr>
+    </w:lvl>
+    <w:lvl w:ilvl="8" w:tplc="FFFFFFFF" w:tentative="1">
+      <w:start w:val="1"/>
+      <w:numFmt w:val="lowerRoman"/>
+      <w:lvlText w:val="%9."/>
+      <w:lvlJc w:val="right"/>
+      <w:pPr>
+        <w:ind w:left="6480" w:hanging="180"/>
+      </w:pPr>
+    </w:lvl>
+  </w:abstractNum>
+  <w:abstractNum w:abstractNumId="24" w15:restartNumberingAfterBreak="0">
+    <w:nsid w:val="41466EEC"/>
+    <w:multiLevelType w:val="hybridMultilevel"/>
+    <w:tmpl w:val="584E1558"/>
+    <w:lvl w:ilvl="0" w:tplc="4009000F">
+      <w:start w:val="1"/>
+      <w:numFmt w:val="decimal"/>
+      <w:lvlText w:val="%1."/>
+      <w:lvlJc w:val="left"/>
+      <w:pPr>
+        <w:ind w:left="720" w:hanging="360"/>
+      </w:pPr>
+    </w:lvl>
+    <w:lvl w:ilvl="1" w:tplc="40090019" w:tentative="1">
+      <w:start w:val="1"/>
+      <w:numFmt w:val="lowerLetter"/>
+      <w:lvlText w:val="%2."/>
+      <w:lvlJc w:val="left"/>
+      <w:pPr>
+        <w:ind w:left="1440" w:hanging="360"/>
+      </w:pPr>
+    </w:lvl>
+    <w:lvl w:ilvl="2" w:tplc="4009001B" w:tentative="1">
+      <w:start w:val="1"/>
+      <w:numFmt w:val="lowerRoman"/>
+      <w:lvlText w:val="%3."/>
+      <w:lvlJc w:val="right"/>
+      <w:pPr>
+        <w:ind w:left="2160" w:hanging="180"/>
+      </w:pPr>
+    </w:lvl>
+    <w:lvl w:ilvl="3" w:tplc="4009000F" w:tentative="1">
+      <w:start w:val="1"/>
+      <w:numFmt w:val="decimal"/>
+      <w:lvlText w:val="%4."/>
+      <w:lvlJc w:val="left"/>
+      <w:pPr>
+        <w:ind w:left="2880" w:hanging="360"/>
+      </w:pPr>
+    </w:lvl>
+    <w:lvl w:ilvl="4" w:tplc="40090019" w:tentative="1">
+      <w:start w:val="1"/>
+      <w:numFmt w:val="lowerLetter"/>
+      <w:lvlText w:val="%5."/>
+      <w:lvlJc w:val="left"/>
+      <w:pPr>
+        <w:ind w:left="3600" w:hanging="360"/>
+      </w:pPr>
+    </w:lvl>
+    <w:lvl w:ilvl="5" w:tplc="4009001B" w:tentative="1">
+      <w:start w:val="1"/>
+      <w:numFmt w:val="lowerRoman"/>
+      <w:lvlText w:val="%6."/>
+      <w:lvlJc w:val="right"/>
+      <w:pPr>
+        <w:ind w:left="4320" w:hanging="180"/>
+      </w:pPr>
+    </w:lvl>
+    <w:lvl w:ilvl="6" w:tplc="4009000F" w:tentative="1">
+      <w:start w:val="1"/>
+      <w:numFmt w:val="decimal"/>
+      <w:lvlText w:val="%7."/>
+      <w:lvlJc w:val="left"/>
+      <w:pPr>
+        <w:ind w:left="5040" w:hanging="360"/>
+      </w:pPr>
+    </w:lvl>
+    <w:lvl w:ilvl="7" w:tplc="40090019" w:tentative="1">
+      <w:start w:val="1"/>
+      <w:numFmt w:val="lowerLetter"/>
+      <w:lvlText w:val="%8."/>
+      <w:lvlJc w:val="left"/>
+      <w:pPr>
+        <w:ind w:left="5760" w:hanging="360"/>
+      </w:pPr>
+    </w:lvl>
+    <w:lvl w:ilvl="8" w:tplc="4009001B" w:tentative="1">
+      <w:start w:val="1"/>
+      <w:numFmt w:val="lowerRoman"/>
+      <w:lvlText w:val="%9."/>
+      <w:lvlJc w:val="right"/>
+      <w:pPr>
+        <w:ind w:left="6480" w:hanging="180"/>
+      </w:pPr>
+    </w:lvl>
+  </w:abstractNum>
+  <w:abstractNum w:abstractNumId="25" w15:restartNumberingAfterBreak="0">
+    <w:nsid w:val="41D37778"/>
+    <w:multiLevelType w:val="hybridMultilevel"/>
+    <w:tmpl w:val="309A0DC6"/>
+    <w:lvl w:ilvl="0" w:tplc="4009000F">
+      <w:start w:val="1"/>
+      <w:numFmt w:val="decimal"/>
+      <w:lvlText w:val="%1."/>
+      <w:lvlJc w:val="left"/>
+      <w:pPr>
+        <w:ind w:left="1080" w:hanging="360"/>
+      </w:pPr>
+    </w:lvl>
+    <w:lvl w:ilvl="1" w:tplc="40090019" w:tentative="1">
+      <w:start w:val="1"/>
+      <w:numFmt w:val="lowerLetter"/>
+      <w:lvlText w:val="%2."/>
+      <w:lvlJc w:val="left"/>
+      <w:pPr>
+        <w:ind w:left="1800" w:hanging="360"/>
+      </w:pPr>
+    </w:lvl>
+    <w:lvl w:ilvl="2" w:tplc="4009001B" w:tentative="1">
+      <w:start w:val="1"/>
+      <w:numFmt w:val="lowerRoman"/>
+      <w:lvlText w:val="%3."/>
+      <w:lvlJc w:val="right"/>
+      <w:pPr>
+        <w:ind w:left="2520" w:hanging="180"/>
+      </w:pPr>
+    </w:lvl>
+    <w:lvl w:ilvl="3" w:tplc="4009000F" w:tentative="1">
+      <w:start w:val="1"/>
+      <w:numFmt w:val="decimal"/>
+      <w:lvlText w:val="%4."/>
+      <w:lvlJc w:val="left"/>
+      <w:pPr>
+        <w:ind w:left="3240" w:hanging="360"/>
+      </w:pPr>
+    </w:lvl>
+    <w:lvl w:ilvl="4" w:tplc="40090019" w:tentative="1">
+      <w:start w:val="1"/>
+      <w:numFmt w:val="lowerLetter"/>
+      <w:lvlText w:val="%5."/>
+      <w:lvlJc w:val="left"/>
+      <w:pPr>
+        <w:ind w:left="3960" w:hanging="360"/>
+      </w:pPr>
+    </w:lvl>
+    <w:lvl w:ilvl="5" w:tplc="4009001B" w:tentative="1">
+      <w:start w:val="1"/>
+      <w:numFmt w:val="lowerRoman"/>
+      <w:lvlText w:val="%6."/>
+      <w:lvlJc w:val="right"/>
+      <w:pPr>
+        <w:ind w:left="4680" w:hanging="180"/>
+      </w:pPr>
+    </w:lvl>
+    <w:lvl w:ilvl="6" w:tplc="4009000F" w:tentative="1">
+      <w:start w:val="1"/>
+      <w:numFmt w:val="decimal"/>
+      <w:lvlText w:val="%7."/>
+      <w:lvlJc w:val="left"/>
+      <w:pPr>
+        <w:ind w:left="5400" w:hanging="360"/>
+      </w:pPr>
+    </w:lvl>
+    <w:lvl w:ilvl="7" w:tplc="40090019" w:tentative="1">
+      <w:start w:val="1"/>
+      <w:numFmt w:val="lowerLetter"/>
+      <w:lvlText w:val="%8."/>
+      <w:lvlJc w:val="left"/>
+      <w:pPr>
+        <w:ind w:left="6120" w:hanging="360"/>
+      </w:pPr>
+    </w:lvl>
+    <w:lvl w:ilvl="8" w:tplc="4009001B" w:tentative="1">
+      <w:start w:val="1"/>
+      <w:numFmt w:val="lowerRoman"/>
+      <w:lvlText w:val="%9."/>
+      <w:lvlJc w:val="right"/>
+      <w:pPr>
+        <w:ind w:left="6840" w:hanging="180"/>
+      </w:pPr>
+    </w:lvl>
+  </w:abstractNum>
+  <w:abstractNum w:abstractNumId="26" w15:restartNumberingAfterBreak="0">
     <w:nsid w:val="43303B41"/>
     <w:multiLevelType w:val="hybridMultilevel"/>
     <w:tmpl w:val="DAC69738"/>
@@ -6793,7 +7061,7 @@
       </w:rPr>
     </w:lvl>
   </w:abstractNum>
-  <w:abstractNum w:abstractNumId="22" w15:restartNumberingAfterBreak="0">
+  <w:abstractNum w:abstractNumId="27" w15:restartNumberingAfterBreak="0">
     <w:nsid w:val="469E6A84"/>
     <w:multiLevelType w:val="hybridMultilevel"/>
     <w:tmpl w:val="2890747E"/>
@@ -6906,7 +7174,7 @@
       </w:rPr>
     </w:lvl>
   </w:abstractNum>
-  <w:abstractNum w:abstractNumId="23" w15:restartNumberingAfterBreak="0">
+  <w:abstractNum w:abstractNumId="28" w15:restartNumberingAfterBreak="0">
     <w:nsid w:val="527E6798"/>
     <w:multiLevelType w:val="hybridMultilevel"/>
     <w:tmpl w:val="F5BCC804"/>
@@ -7019,7 +7287,7 @@
       </w:rPr>
     </w:lvl>
   </w:abstractNum>
-  <w:abstractNum w:abstractNumId="24" w15:restartNumberingAfterBreak="0">
+  <w:abstractNum w:abstractNumId="29" w15:restartNumberingAfterBreak="0">
     <w:nsid w:val="559A4DAE"/>
     <w:multiLevelType w:val="hybridMultilevel"/>
     <w:tmpl w:val="961EAAB0"/>
@@ -7132,7 +7400,93 @@
       </w:rPr>
     </w:lvl>
   </w:abstractNum>
-  <w:abstractNum w:abstractNumId="25" w15:restartNumberingAfterBreak="0">
+  <w:abstractNum w:abstractNumId="30" w15:restartNumberingAfterBreak="0">
+    <w:nsid w:val="58242BF6"/>
+    <w:multiLevelType w:val="hybridMultilevel"/>
+    <w:tmpl w:val="6A3E492C"/>
+    <w:lvl w:ilvl="0" w:tplc="4009000F">
+      <w:start w:val="1"/>
+      <w:numFmt w:val="decimal"/>
+      <w:lvlText w:val="%1."/>
+      <w:lvlJc w:val="left"/>
+      <w:pPr>
+        <w:ind w:left="1080" w:hanging="360"/>
+      </w:pPr>
+    </w:lvl>
+    <w:lvl w:ilvl="1" w:tplc="40090019" w:tentative="1">
+      <w:start w:val="1"/>
+      <w:numFmt w:val="lowerLetter"/>
+      <w:lvlText w:val="%2."/>
+      <w:lvlJc w:val="left"/>
+      <w:pPr>
+        <w:ind w:left="1800" w:hanging="360"/>
+      </w:pPr>
+    </w:lvl>
+    <w:lvl w:ilvl="2" w:tplc="4009001B" w:tentative="1">
+      <w:start w:val="1"/>
+      <w:numFmt w:val="lowerRoman"/>
+      <w:lvlText w:val="%3."/>
+      <w:lvlJc w:val="right"/>
+      <w:pPr>
+        <w:ind w:left="2520" w:hanging="180"/>
+      </w:pPr>
+    </w:lvl>
+    <w:lvl w:ilvl="3" w:tplc="4009000F" w:tentative="1">
+      <w:start w:val="1"/>
+      <w:numFmt w:val="decimal"/>
+      <w:lvlText w:val="%4."/>
+      <w:lvlJc w:val="left"/>
+      <w:pPr>
+        <w:ind w:left="3240" w:hanging="360"/>
+      </w:pPr>
+    </w:lvl>
+    <w:lvl w:ilvl="4" w:tplc="40090019" w:tentative="1">
+      <w:start w:val="1"/>
+      <w:numFmt w:val="lowerLetter"/>
+      <w:lvlText w:val="%5."/>
+      <w:lvlJc w:val="left"/>
+      <w:pPr>
+        <w:ind w:left="3960" w:hanging="360"/>
+      </w:pPr>
+    </w:lvl>
+    <w:lvl w:ilvl="5" w:tplc="4009001B" w:tentative="1">
+      <w:start w:val="1"/>
+      <w:numFmt w:val="lowerRoman"/>
+      <w:lvlText w:val="%6."/>
+      <w:lvlJc w:val="right"/>
+      <w:pPr>
+        <w:ind w:left="4680" w:hanging="180"/>
+      </w:pPr>
+    </w:lvl>
+    <w:lvl w:ilvl="6" w:tplc="4009000F" w:tentative="1">
+      <w:start w:val="1"/>
+      <w:numFmt w:val="decimal"/>
+      <w:lvlText w:val="%7."/>
+      <w:lvlJc w:val="left"/>
+      <w:pPr>
+        <w:ind w:left="5400" w:hanging="360"/>
+      </w:pPr>
+    </w:lvl>
+    <w:lvl w:ilvl="7" w:tplc="40090019" w:tentative="1">
+      <w:start w:val="1"/>
+      <w:numFmt w:val="lowerLetter"/>
+      <w:lvlText w:val="%8."/>
+      <w:lvlJc w:val="left"/>
+      <w:pPr>
+        <w:ind w:left="6120" w:hanging="360"/>
+      </w:pPr>
+    </w:lvl>
+    <w:lvl w:ilvl="8" w:tplc="4009001B" w:tentative="1">
+      <w:start w:val="1"/>
+      <w:numFmt w:val="lowerRoman"/>
+      <w:lvlText w:val="%9."/>
+      <w:lvlJc w:val="right"/>
+      <w:pPr>
+        <w:ind w:left="6840" w:hanging="180"/>
+      </w:pPr>
+    </w:lvl>
+  </w:abstractNum>
+  <w:abstractNum w:abstractNumId="31" w15:restartNumberingAfterBreak="0">
     <w:nsid w:val="58450CCF"/>
     <w:multiLevelType w:val="hybridMultilevel"/>
     <w:tmpl w:val="401023EA"/>
@@ -7245,7 +7599,7 @@
       </w:rPr>
     </w:lvl>
   </w:abstractNum>
-  <w:abstractNum w:abstractNumId="26" w15:restartNumberingAfterBreak="0">
+  <w:abstractNum w:abstractNumId="32" w15:restartNumberingAfterBreak="0">
     <w:nsid w:val="5F593440"/>
     <w:multiLevelType w:val="hybridMultilevel"/>
     <w:tmpl w:val="94C6DF42"/>
@@ -7358,7 +7712,7 @@
       </w:rPr>
     </w:lvl>
   </w:abstractNum>
-  <w:abstractNum w:abstractNumId="27" w15:restartNumberingAfterBreak="0">
+  <w:abstractNum w:abstractNumId="33" w15:restartNumberingAfterBreak="0">
     <w:nsid w:val="6AC55EB4"/>
     <w:multiLevelType w:val="multilevel"/>
     <w:tmpl w:val="D3667AAC"/>
@@ -7475,7 +7829,7 @@
       </w:pPr>
     </w:lvl>
   </w:abstractNum>
-  <w:abstractNum w:abstractNumId="28" w15:restartNumberingAfterBreak="0">
+  <w:abstractNum w:abstractNumId="34" w15:restartNumberingAfterBreak="0">
     <w:nsid w:val="6BE15D24"/>
     <w:multiLevelType w:val="hybridMultilevel"/>
     <w:tmpl w:val="12DE17E0"/>
@@ -7588,7 +7942,7 @@
       </w:rPr>
     </w:lvl>
   </w:abstractNum>
-  <w:abstractNum w:abstractNumId="29" w15:restartNumberingAfterBreak="0">
+  <w:abstractNum w:abstractNumId="35" w15:restartNumberingAfterBreak="0">
     <w:nsid w:val="6D4F4965"/>
     <w:multiLevelType w:val="hybridMultilevel"/>
     <w:tmpl w:val="E4F05BBC"/>
@@ -7701,7 +8055,7 @@
       </w:rPr>
     </w:lvl>
   </w:abstractNum>
-  <w:abstractNum w:abstractNumId="30" w15:restartNumberingAfterBreak="0">
+  <w:abstractNum w:abstractNumId="36" w15:restartNumberingAfterBreak="0">
     <w:nsid w:val="6F153C85"/>
     <w:multiLevelType w:val="hybridMultilevel"/>
     <w:tmpl w:val="E85E0CC2"/>
@@ -7814,7 +8168,120 @@
       </w:rPr>
     </w:lvl>
   </w:abstractNum>
-  <w:abstractNum w:abstractNumId="31" w15:restartNumberingAfterBreak="0">
+  <w:abstractNum w:abstractNumId="37" w15:restartNumberingAfterBreak="0">
+    <w:nsid w:val="75022A77"/>
+    <w:multiLevelType w:val="hybridMultilevel"/>
+    <w:tmpl w:val="D22EC35C"/>
+    <w:lvl w:ilvl="0" w:tplc="40090005">
+      <w:start w:val="1"/>
+      <w:numFmt w:val="bullet"/>
+      <w:lvlText w:val=""/>
+      <w:lvlJc w:val="left"/>
+      <w:pPr>
+        <w:ind w:left="360" w:hanging="360"/>
+      </w:pPr>
+      <w:rPr>
+        <w:rFonts w:ascii="Wingdings" w:hAnsi="Wingdings" w:hint="default"/>
+      </w:rPr>
+    </w:lvl>
+    <w:lvl w:ilvl="1" w:tplc="FFFFFFFF" w:tentative="1">
+      <w:start w:val="1"/>
+      <w:numFmt w:val="bullet"/>
+      <w:lvlText w:val="o"/>
+      <w:lvlJc w:val="left"/>
+      <w:pPr>
+        <w:ind w:left="1080" w:hanging="360"/>
+      </w:pPr>
+      <w:rPr>
+        <w:rFonts w:ascii="Courier New" w:hAnsi="Courier New" w:cs="Courier New" w:hint="default"/>
+      </w:rPr>
+    </w:lvl>
+    <w:lvl w:ilvl="2" w:tplc="FFFFFFFF" w:tentative="1">
+      <w:start w:val="1"/>
+      <w:numFmt w:val="bullet"/>
+      <w:lvlText w:val=""/>
+      <w:lvlJc w:val="left"/>
+      <w:pPr>
+        <w:ind w:left="1800" w:hanging="360"/>
+      </w:pPr>
+      <w:rPr>
+        <w:rFonts w:ascii="Wingdings" w:hAnsi="Wingdings" w:hint="default"/>
+      </w:rPr>
+    </w:lvl>
+    <w:lvl w:ilvl="3" w:tplc="FFFFFFFF" w:tentative="1">
+      <w:start w:val="1"/>
+      <w:numFmt w:val="bullet"/>
+      <w:lvlText w:val=""/>
+      <w:lvlJc w:val="left"/>
+      <w:pPr>
+        <w:ind w:left="2520" w:hanging="360"/>
+      </w:pPr>
+      <w:rPr>
+        <w:rFonts w:ascii="Symbol" w:hAnsi="Symbol" w:hint="default"/>
+      </w:rPr>
+    </w:lvl>
+    <w:lvl w:ilvl="4" w:tplc="FFFFFFFF" w:tentative="1">
+      <w:start w:val="1"/>
+      <w:numFmt w:val="bullet"/>
+      <w:lvlText w:val="o"/>
+      <w:lvlJc w:val="left"/>
+      <w:pPr>
+        <w:ind w:left="3240" w:hanging="360"/>
+      </w:pPr>
+      <w:rPr>
+        <w:rFonts w:ascii="Courier New" w:hAnsi="Courier New" w:cs="Courier New" w:hint="default"/>
+      </w:rPr>
+    </w:lvl>
+    <w:lvl w:ilvl="5" w:tplc="FFFFFFFF" w:tentative="1">
+      <w:start w:val="1"/>
+      <w:numFmt w:val="bullet"/>
+      <w:lvlText w:val=""/>
+      <w:lvlJc w:val="left"/>
+      <w:pPr>
+        <w:ind w:left="3960" w:hanging="360"/>
+      </w:pPr>
+      <w:rPr>
+        <w:rFonts w:ascii="Wingdings" w:hAnsi="Wingdings" w:hint="default"/>
+      </w:rPr>
+    </w:lvl>
+    <w:lvl w:ilvl="6" w:tplc="FFFFFFFF" w:tentative="1">
+      <w:start w:val="1"/>
+      <w:numFmt w:val="bullet"/>
+      <w:lvlText w:val=""/>
+      <w:lvlJc w:val="left"/>
+      <w:pPr>
+        <w:ind w:left="4680" w:hanging="360"/>
+      </w:pPr>
+      <w:rPr>
+        <w:rFonts w:ascii="Symbol" w:hAnsi="Symbol" w:hint="default"/>
+      </w:rPr>
+    </w:lvl>
+    <w:lvl w:ilvl="7" w:tplc="FFFFFFFF" w:tentative="1">
+      <w:start w:val="1"/>
+      <w:numFmt w:val="bullet"/>
+      <w:lvlText w:val="o"/>
+      <w:lvlJc w:val="left"/>
+      <w:pPr>
+        <w:ind w:left="5400" w:hanging="360"/>
+      </w:pPr>
+      <w:rPr>
+        <w:rFonts w:ascii="Courier New" w:hAnsi="Courier New" w:cs="Courier New" w:hint="default"/>
+      </w:rPr>
+    </w:lvl>
+    <w:lvl w:ilvl="8" w:tplc="FFFFFFFF" w:tentative="1">
+      <w:start w:val="1"/>
+      <w:numFmt w:val="bullet"/>
+      <w:lvlText w:val=""/>
+      <w:lvlJc w:val="left"/>
+      <w:pPr>
+        <w:ind w:left="6120" w:hanging="360"/>
+      </w:pPr>
+      <w:rPr>
+        <w:rFonts w:ascii="Wingdings" w:hAnsi="Wingdings" w:hint="default"/>
+      </w:rPr>
+    </w:lvl>
+  </w:abstractNum>
+  <w:abstractNum w:abstractNumId="38" w15:restartNumberingAfterBreak="0">
     <w:nsid w:val="755F7BE7"/>
     <w:multiLevelType w:val="multilevel"/>
     <w:tmpl w:val="8FF2CCDE"/>
@@ -7934,7 +8401,7 @@
       </w:pPr>
     </w:lvl>
   </w:abstractNum>
-  <w:abstractNum w:abstractNumId="32" w15:restartNumberingAfterBreak="0">
+  <w:abstractNum w:abstractNumId="39" w15:restartNumberingAfterBreak="0">
     <w:nsid w:val="79B73778"/>
     <w:multiLevelType w:val="hybridMultilevel"/>
     <w:tmpl w:val="4B904410"/>
@@ -8047,7 +8514,7 @@
       </w:rPr>
     </w:lvl>
   </w:abstractNum>
-  <w:abstractNum w:abstractNumId="33" w15:restartNumberingAfterBreak="0">
+  <w:abstractNum w:abstractNumId="40" w15:restartNumberingAfterBreak="0">
     <w:nsid w:val="7B2047C2"/>
     <w:multiLevelType w:val="hybridMultilevel"/>
     <w:tmpl w:val="513E4AB6"/>
@@ -8160,7 +8627,127 @@
       </w:rPr>
     </w:lvl>
   </w:abstractNum>
-  <w:abstractNum w:abstractNumId="34" w15:restartNumberingAfterBreak="0">
+  <w:abstractNum w:abstractNumId="41" w15:restartNumberingAfterBreak="0">
+    <w:nsid w:val="7C7A15C2"/>
+    <w:multiLevelType w:val="multilevel"/>
+    <w:tmpl w:val="7C682776"/>
+    <w:lvl w:ilvl="0">
+      <w:start w:val="1"/>
+      <w:numFmt w:val="bullet"/>
+      <w:lvlText w:val=""/>
+      <w:lvlJc w:val="left"/>
+      <w:pPr>
+        <w:tabs>
+          <w:tab w:val="num" w:pos="360"/>
+        </w:tabs>
+        <w:ind w:left="360" w:hanging="360"/>
+      </w:pPr>
+      <w:rPr>
+        <w:rFonts w:ascii="Wingdings" w:hAnsi="Wingdings" w:hint="default"/>
+      </w:rPr>
+    </w:lvl>
+    <w:lvl w:ilvl="1">
+      <w:start w:val="1"/>
+      <w:numFmt w:val="bullet"/>
+      <w:lvlText w:val="o"/>
+      <w:lvlJc w:val="left"/>
+      <w:pPr>
+        <w:tabs>
+          <w:tab w:val="num" w:pos="425"/>
+        </w:tabs>
+        <w:ind w:left="425" w:hanging="360"/>
+      </w:pPr>
+      <w:rPr>
+        <w:rFonts w:ascii="Courier New" w:hAnsi="Courier New" w:hint="default"/>
+        <w:sz w:val="20"/>
+      </w:rPr>
+    </w:lvl>
+    <w:lvl w:ilvl="2" w:tentative="1">
+      <w:start w:val="1"/>
+      <w:numFmt w:val="decimal"/>
+      <w:lvlText w:val="%3."/>
+      <w:lvlJc w:val="left"/>
+      <w:pPr>
+        <w:tabs>
+          <w:tab w:val="num" w:pos="1800"/>
+        </w:tabs>
+        <w:ind w:left="1800" w:hanging="360"/>
+      </w:pPr>
+    </w:lvl>
+    <w:lvl w:ilvl="3" w:tentative="1">
+      <w:start w:val="1"/>
+      <w:numFmt w:val="decimal"/>
+      <w:lvlText w:val="%4."/>
+      <w:lvlJc w:val="left"/>
+      <w:pPr>
+        <w:tabs>
+          <w:tab w:val="num" w:pos="2520"/>
+        </w:tabs>
+        <w:ind w:left="2520" w:hanging="360"/>
+      </w:pPr>
+    </w:lvl>
+    <w:lvl w:ilvl="4" w:tentative="1">
+      <w:start w:val="1"/>
+      <w:numFmt w:val="decimal"/>
+      <w:lvlText w:val="%5."/>
+      <w:lvlJc w:val="left"/>
+      <w:pPr>
+        <w:tabs>
+          <w:tab w:val="num" w:pos="3240"/>
+        </w:tabs>
+        <w:ind w:left="3240" w:hanging="360"/>
+      </w:pPr>
+    </w:lvl>
+    <w:lvl w:ilvl="5" w:tentative="1">
+      <w:start w:val="1"/>
+      <w:numFmt w:val="decimal"/>
+      <w:lvlText w:val="%6."/>
+      <w:lvlJc w:val="left"/>
+      <w:pPr>
+        <w:tabs>
+          <w:tab w:val="num" w:pos="3960"/>
+        </w:tabs>
+        <w:ind w:left="3960" w:hanging="360"/>
+      </w:pPr>
+    </w:lvl>
+    <w:lvl w:ilvl="6" w:tentative="1">
+      <w:start w:val="1"/>
+      <w:numFmt w:val="decimal"/>
+      <w:lvlText w:val="%7."/>
+      <w:lvlJc w:val="left"/>
+      <w:pPr>
+        <w:tabs>
+          <w:tab w:val="num" w:pos="4680"/>
+        </w:tabs>
+        <w:ind w:left="4680" w:hanging="360"/>
+      </w:pPr>
+    </w:lvl>
+    <w:lvl w:ilvl="7" w:tentative="1">
+      <w:start w:val="1"/>
+      <w:numFmt w:val="decimal"/>
+      <w:lvlText w:val="%8."/>
+      <w:lvlJc w:val="left"/>
+      <w:pPr>
+        <w:tabs>
+          <w:tab w:val="num" w:pos="5400"/>
+        </w:tabs>
+        <w:ind w:left="5400" w:hanging="360"/>
+      </w:pPr>
+    </w:lvl>
+    <w:lvl w:ilvl="8" w:tentative="1">
+      <w:start w:val="1"/>
+      <w:numFmt w:val="decimal"/>
+      <w:lvlText w:val="%9."/>
+      <w:lvlJc w:val="left"/>
+      <w:pPr>
+        <w:tabs>
+          <w:tab w:val="num" w:pos="6120"/>
+        </w:tabs>
+        <w:ind w:left="6120" w:hanging="360"/>
+      </w:pPr>
+    </w:lvl>
+  </w:abstractNum>
+  <w:abstractNum w:abstractNumId="42" w15:restartNumberingAfterBreak="0">
     <w:nsid w:val="7D7E0E32"/>
     <w:multiLevelType w:val="multilevel"/>
     <w:tmpl w:val="CC7C3FA6"/>
@@ -8280,7 +8867,7 @@
       </w:pPr>
     </w:lvl>
   </w:abstractNum>
-  <w:abstractNum w:abstractNumId="35" w15:restartNumberingAfterBreak="0">
+  <w:abstractNum w:abstractNumId="43" w15:restartNumberingAfterBreak="0">
     <w:nsid w:val="7E961BD0"/>
     <w:multiLevelType w:val="hybridMultilevel"/>
     <w:tmpl w:val="67A0C46A"/>
@@ -8393,7 +8980,7 @@
       </w:rPr>
     </w:lvl>
   </w:abstractNum>
-  <w:abstractNum w:abstractNumId="36" w15:restartNumberingAfterBreak="0">
+  <w:abstractNum w:abstractNumId="44" w15:restartNumberingAfterBreak="0">
     <w:nsid w:val="7EE57B47"/>
     <w:multiLevelType w:val="hybridMultilevel"/>
     <w:tmpl w:val="6388E972"/>
@@ -8507,16 +9094,16 @@
     </w:lvl>
   </w:abstractNum>
   <w:num w:numId="1" w16cid:durableId="2082478723">
-    <w:abstractNumId w:val="19"/>
+    <w:abstractNumId w:val="21"/>
   </w:num>
   <w:num w:numId="2" w16cid:durableId="1380276934">
-    <w:abstractNumId w:val="10"/>
+    <w:abstractNumId w:val="11"/>
   </w:num>
   <w:num w:numId="3" w16cid:durableId="490173821">
     <w:abstractNumId w:val="4"/>
   </w:num>
   <w:num w:numId="4" w16cid:durableId="1238319257">
-    <w:abstractNumId w:val="30"/>
+    <w:abstractNumId w:val="36"/>
   </w:num>
   <w:num w:numId="5" w16cid:durableId="660237532">
     <w:abstractNumId w:val="3"/>
@@ -8525,52 +9112,52 @@
     <w:abstractNumId w:val="8"/>
   </w:num>
   <w:num w:numId="7" w16cid:durableId="1725987570">
-    <w:abstractNumId w:val="29"/>
+    <w:abstractNumId w:val="35"/>
   </w:num>
   <w:num w:numId="8" w16cid:durableId="1160847598">
-    <w:abstractNumId w:val="35"/>
+    <w:abstractNumId w:val="43"/>
   </w:num>
   <w:num w:numId="9" w16cid:durableId="85274712">
-    <w:abstractNumId w:val="26"/>
+    <w:abstractNumId w:val="32"/>
   </w:num>
   <w:num w:numId="10" w16cid:durableId="951588763">
-    <w:abstractNumId w:val="25"/>
+    <w:abstractNumId w:val="31"/>
   </w:num>
   <w:num w:numId="11" w16cid:durableId="552886691">
-    <w:abstractNumId w:val="11"/>
+    <w:abstractNumId w:val="12"/>
   </w:num>
   <w:num w:numId="12" w16cid:durableId="564798760">
-    <w:abstractNumId w:val="16"/>
+    <w:abstractNumId w:val="18"/>
   </w:num>
   <w:num w:numId="13" w16cid:durableId="763112408">
-    <w:abstractNumId w:val="31"/>
+    <w:abstractNumId w:val="38"/>
   </w:num>
   <w:num w:numId="14" w16cid:durableId="1344626816">
-    <w:abstractNumId w:val="34"/>
+    <w:abstractNumId w:val="42"/>
   </w:num>
   <w:num w:numId="15" w16cid:durableId="1348871096">
     <w:abstractNumId w:val="1"/>
   </w:num>
   <w:num w:numId="16" w16cid:durableId="732387365">
-    <w:abstractNumId w:val="23"/>
+    <w:abstractNumId w:val="28"/>
   </w:num>
   <w:num w:numId="17" w16cid:durableId="1004092943">
     <w:abstractNumId w:val="6"/>
   </w:num>
   <w:num w:numId="18" w16cid:durableId="138621944">
-    <w:abstractNumId w:val="28"/>
+    <w:abstractNumId w:val="34"/>
   </w:num>
   <w:num w:numId="19" w16cid:durableId="1501850256">
-    <w:abstractNumId w:val="20"/>
+    <w:abstractNumId w:val="22"/>
   </w:num>
   <w:num w:numId="20" w16cid:durableId="1340236197">
-    <w:abstractNumId w:val="21"/>
+    <w:abstractNumId w:val="26"/>
   </w:num>
   <w:num w:numId="21" w16cid:durableId="1263804648">
-    <w:abstractNumId w:val="13"/>
+    <w:abstractNumId w:val="14"/>
   </w:num>
   <w:num w:numId="22" w16cid:durableId="1642423257">
-    <w:abstractNumId w:val="22"/>
+    <w:abstractNumId w:val="27"/>
   </w:num>
   <w:num w:numId="23" w16cid:durableId="1908615340">
     <w:abstractNumId w:val="2"/>
@@ -8579,43 +9166,67 @@
     <w:abstractNumId w:val="5"/>
   </w:num>
   <w:num w:numId="25" w16cid:durableId="572394692">
-    <w:abstractNumId w:val="18"/>
+    <w:abstractNumId w:val="20"/>
   </w:num>
   <w:num w:numId="26" w16cid:durableId="1058363256">
-    <w:abstractNumId w:val="27"/>
+    <w:abstractNumId w:val="33"/>
   </w:num>
   <w:num w:numId="27" w16cid:durableId="552036319">
-    <w:abstractNumId w:val="12"/>
+    <w:abstractNumId w:val="13"/>
   </w:num>
   <w:num w:numId="28" w16cid:durableId="1132745209">
-    <w:abstractNumId w:val="32"/>
+    <w:abstractNumId w:val="39"/>
   </w:num>
   <w:num w:numId="29" w16cid:durableId="1310331064">
     <w:abstractNumId w:val="9"/>
   </w:num>
   <w:num w:numId="30" w16cid:durableId="1923685460">
-    <w:abstractNumId w:val="14"/>
+    <w:abstractNumId w:val="16"/>
   </w:num>
   <w:num w:numId="31" w16cid:durableId="2090927664">
     <w:abstractNumId w:val="7"/>
   </w:num>
   <w:num w:numId="32" w16cid:durableId="18360258">
-    <w:abstractNumId w:val="36"/>
+    <w:abstractNumId w:val="44"/>
   </w:num>
   <w:num w:numId="33" w16cid:durableId="1903634287">
-    <w:abstractNumId w:val="17"/>
+    <w:abstractNumId w:val="19"/>
   </w:num>
   <w:num w:numId="34" w16cid:durableId="1065955207">
     <w:abstractNumId w:val="0"/>
   </w:num>
   <w:num w:numId="35" w16cid:durableId="1259826633">
-    <w:abstractNumId w:val="33"/>
+    <w:abstractNumId w:val="40"/>
   </w:num>
   <w:num w:numId="36" w16cid:durableId="613908023">
+    <w:abstractNumId w:val="29"/>
+  </w:num>
+  <w:num w:numId="37" w16cid:durableId="1613240522">
+    <w:abstractNumId w:val="17"/>
+  </w:num>
+  <w:num w:numId="38" w16cid:durableId="1851793344">
+    <w:abstractNumId w:val="15"/>
+  </w:num>
+  <w:num w:numId="39" w16cid:durableId="1744794987">
+    <w:abstractNumId w:val="23"/>
+  </w:num>
+  <w:num w:numId="40" w16cid:durableId="1960069109">
     <w:abstractNumId w:val="24"/>
   </w:num>
-  <w:num w:numId="37" w16cid:durableId="1613240522">
-    <w:abstractNumId w:val="15"/>
+  <w:num w:numId="41" w16cid:durableId="1107427419">
+    <w:abstractNumId w:val="25"/>
+  </w:num>
+  <w:num w:numId="42" w16cid:durableId="1398432426">
+    <w:abstractNumId w:val="30"/>
+  </w:num>
+  <w:num w:numId="43" w16cid:durableId="907961501">
+    <w:abstractNumId w:val="10"/>
+  </w:num>
+  <w:num w:numId="44" w16cid:durableId="1357081082">
+    <w:abstractNumId w:val="37"/>
+  </w:num>
+  <w:num w:numId="45" w16cid:durableId="1829245563">
+    <w:abstractNumId w:val="41"/>
   </w:num>
 </w:numbering>
 </file>

--- a/AWS-NOTES/Auto Scaling.docx
+++ b/AWS-NOTES/Auto Scaling.docx
@@ -43,14 +43,16 @@
         <w:rPr>
           <w:b/>
           <w:bCs/>
-          <w:szCs w:val="24"/>
-        </w:rPr>
-      </w:pPr>
-      <w:r>
-        <w:rPr>
-          <w:b/>
-          <w:bCs/>
-          <w:szCs w:val="24"/>
+          <w:sz w:val="22"/>
+          <w:szCs w:val="22"/>
+        </w:rPr>
+      </w:pPr>
+      <w:r>
+        <w:rPr>
+          <w:b/>
+          <w:bCs/>
+          <w:sz w:val="22"/>
+          <w:szCs w:val="22"/>
         </w:rPr>
         <w:t>What is Auto Scaling?</w:t>
       </w:r>
@@ -63,14 +65,14 @@
           <w:numId w:val="4"/>
         </w:numPr>
         <w:rPr>
-          <w:sz w:val="20"/>
-          <w:szCs w:val="20"/>
-        </w:rPr>
-      </w:pPr>
-      <w:r>
-        <w:rPr>
-          <w:sz w:val="20"/>
-          <w:szCs w:val="20"/>
+          <w:sz w:val="22"/>
+          <w:szCs w:val="22"/>
+        </w:rPr>
+      </w:pPr>
+      <w:r>
+        <w:rPr>
+          <w:sz w:val="22"/>
+          <w:szCs w:val="22"/>
         </w:rPr>
         <w:t>Auto Scaling is an AWS service that automatically adjusts the number of compute resources (like EC2 instances) in response to changing demand.</w:t>
       </w:r>
@@ -83,14 +85,14 @@
           <w:numId w:val="4"/>
         </w:numPr>
         <w:rPr>
-          <w:sz w:val="20"/>
-          <w:szCs w:val="20"/>
-        </w:rPr>
-      </w:pPr>
-      <w:r>
-        <w:rPr>
-          <w:sz w:val="20"/>
-          <w:szCs w:val="20"/>
+          <w:sz w:val="22"/>
+          <w:szCs w:val="22"/>
+        </w:rPr>
+      </w:pPr>
+      <w:r>
+        <w:rPr>
+          <w:sz w:val="22"/>
+          <w:szCs w:val="22"/>
         </w:rPr>
         <w:t xml:space="preserve">It allows applications to </w:t>
       </w:r>
@@ -98,45 +100,31 @@
         <w:rPr>
           <w:b/>
           <w:bCs/>
-          <w:sz w:val="20"/>
-          <w:szCs w:val="20"/>
+          <w:sz w:val="22"/>
+          <w:szCs w:val="22"/>
         </w:rPr>
         <w:t>scale up</w:t>
       </w:r>
       <w:r>
         <w:rPr>
-          <w:sz w:val="20"/>
-          <w:szCs w:val="20"/>
-        </w:rPr>
-        <w:t xml:space="preserve"> (add</w:t>
-      </w:r>
-      <w:r>
-        <w:rPr>
-          <w:sz w:val="20"/>
-          <w:szCs w:val="20"/>
-        </w:rPr>
-        <w:t xml:space="preserve"> </w:t>
-      </w:r>
-      <w:r>
-        <w:rPr>
-          <w:sz w:val="20"/>
-          <w:szCs w:val="20"/>
-        </w:rPr>
-        <w:t xml:space="preserve">more resources) when demand </w:t>
-      </w:r>
-      <w:r>
-        <w:rPr>
-          <w:b/>
-          <w:bCs/>
-          <w:sz w:val="20"/>
-          <w:szCs w:val="20"/>
+          <w:sz w:val="22"/>
+          <w:szCs w:val="22"/>
+        </w:rPr>
+        <w:t xml:space="preserve"> (add more resources) when demand </w:t>
+      </w:r>
+      <w:r>
+        <w:rPr>
+          <w:b/>
+          <w:bCs/>
+          <w:sz w:val="22"/>
+          <w:szCs w:val="22"/>
         </w:rPr>
         <w:t>increases</w:t>
       </w:r>
       <w:r>
         <w:rPr>
-          <w:sz w:val="20"/>
-          <w:szCs w:val="20"/>
+          <w:sz w:val="22"/>
+          <w:szCs w:val="22"/>
         </w:rPr>
         <w:t xml:space="preserve"> and </w:t>
       </w:r>
@@ -144,15 +132,15 @@
         <w:rPr>
           <w:b/>
           <w:bCs/>
-          <w:sz w:val="20"/>
-          <w:szCs w:val="20"/>
+          <w:sz w:val="22"/>
+          <w:szCs w:val="22"/>
         </w:rPr>
         <w:t>scale down</w:t>
       </w:r>
       <w:r>
         <w:rPr>
-          <w:sz w:val="20"/>
-          <w:szCs w:val="20"/>
+          <w:sz w:val="22"/>
+          <w:szCs w:val="22"/>
         </w:rPr>
         <w:t xml:space="preserve"> (reduce resources) when </w:t>
       </w:r>
@@ -160,15 +148,15 @@
         <w:rPr>
           <w:b/>
           <w:bCs/>
-          <w:sz w:val="20"/>
-          <w:szCs w:val="20"/>
+          <w:sz w:val="22"/>
+          <w:szCs w:val="22"/>
         </w:rPr>
         <w:t>demand drops</w:t>
       </w:r>
       <w:r>
         <w:rPr>
-          <w:sz w:val="20"/>
-          <w:szCs w:val="20"/>
+          <w:sz w:val="22"/>
+          <w:szCs w:val="22"/>
         </w:rPr>
         <w:t>.</w:t>
       </w:r>
@@ -181,37 +169,30 @@
           <w:numId w:val="4"/>
         </w:numPr>
         <w:rPr>
-          <w:sz w:val="20"/>
-          <w:szCs w:val="20"/>
-        </w:rPr>
-      </w:pPr>
-      <w:r>
-        <w:rPr>
-          <w:sz w:val="20"/>
-          <w:szCs w:val="20"/>
-        </w:rPr>
-        <w:t>It leading to better performance</w:t>
-      </w:r>
-      <w:r>
-        <w:rPr>
-          <w:sz w:val="20"/>
-          <w:szCs w:val="20"/>
-        </w:rPr>
-        <w:t xml:space="preserve"> </w:t>
-      </w:r>
-      <w:r>
-        <w:rPr>
-          <w:b/>
-          <w:bCs/>
-          <w:sz w:val="20"/>
-          <w:szCs w:val="20"/>
+          <w:sz w:val="22"/>
+          <w:szCs w:val="22"/>
+        </w:rPr>
+      </w:pPr>
+      <w:r>
+        <w:rPr>
+          <w:sz w:val="22"/>
+          <w:szCs w:val="22"/>
+        </w:rPr>
+        <w:t xml:space="preserve">It leading to better performance </w:t>
+      </w:r>
+      <w:r>
+        <w:rPr>
+          <w:b/>
+          <w:bCs/>
+          <w:sz w:val="22"/>
+          <w:szCs w:val="22"/>
         </w:rPr>
         <w:t>application availability</w:t>
       </w:r>
       <w:r>
         <w:rPr>
-          <w:sz w:val="20"/>
-          <w:szCs w:val="20"/>
+          <w:sz w:val="22"/>
+          <w:szCs w:val="22"/>
         </w:rPr>
         <w:t xml:space="preserve">, </w:t>
       </w:r>
@@ -219,15 +200,15 @@
         <w:rPr>
           <w:b/>
           <w:bCs/>
-          <w:sz w:val="20"/>
-          <w:szCs w:val="20"/>
+          <w:sz w:val="22"/>
+          <w:szCs w:val="22"/>
         </w:rPr>
         <w:t>optimize cost</w:t>
       </w:r>
       <w:r>
         <w:rPr>
-          <w:sz w:val="20"/>
-          <w:szCs w:val="20"/>
+          <w:sz w:val="22"/>
+          <w:szCs w:val="22"/>
         </w:rPr>
         <w:t xml:space="preserve">, and </w:t>
       </w:r>
@@ -235,15 +216,15 @@
         <w:rPr>
           <w:b/>
           <w:bCs/>
-          <w:sz w:val="20"/>
-          <w:szCs w:val="20"/>
+          <w:sz w:val="22"/>
+          <w:szCs w:val="22"/>
         </w:rPr>
         <w:t>maintain performance</w:t>
       </w:r>
       <w:r>
         <w:rPr>
-          <w:sz w:val="20"/>
-          <w:szCs w:val="20"/>
+          <w:sz w:val="22"/>
+          <w:szCs w:val="22"/>
         </w:rPr>
         <w:t>.</w:t>
       </w:r>
@@ -457,16 +438,16 @@
         <w:rPr>
           <w:b/>
           <w:bCs/>
-          <w:sz w:val="22"/>
-          <w:szCs w:val="22"/>
-        </w:rPr>
-      </w:pPr>
-      <w:r>
-        <w:rPr>
-          <w:b/>
-          <w:bCs/>
-          <w:sz w:val="22"/>
-          <w:szCs w:val="22"/>
+          <w:sz w:val="20"/>
+          <w:szCs w:val="20"/>
+        </w:rPr>
+      </w:pPr>
+      <w:r>
+        <w:rPr>
+          <w:b/>
+          <w:bCs/>
+          <w:sz w:val="20"/>
+          <w:szCs w:val="20"/>
         </w:rPr>
         <w:t>Auto Scaling Group (ASG)</w:t>
       </w:r>
@@ -558,8 +539,8 @@
           <w:bCs/>
           <w:i/>
           <w:iCs/>
-          <w:sz w:val="20"/>
-          <w:szCs w:val="20"/>
+          <w:sz w:val="22"/>
+          <w:szCs w:val="22"/>
         </w:rPr>
       </w:pPr>
       <w:r>
@@ -568,11 +549,25 @@
           <w:bCs/>
           <w:i/>
           <w:iCs/>
-          <w:sz w:val="20"/>
-          <w:szCs w:val="20"/>
+          <w:sz w:val="22"/>
+          <w:szCs w:val="22"/>
         </w:rPr>
         <w:t>Key Features of an ASG</w:t>
       </w:r>
+    </w:p>
+    <w:p>
+      <w:pPr>
+        <w:pStyle w:val="ListParagraph"/>
+        <w:ind w:left="360"/>
+        <w:rPr>
+          <w:b/>
+          <w:bCs/>
+          <w:i/>
+          <w:iCs/>
+          <w:sz w:val="22"/>
+          <w:szCs w:val="22"/>
+        </w:rPr>
+      </w:pPr>
     </w:p>
     <w:tbl>
       <w:tblPr>
@@ -2038,27 +2033,17 @@
         <w:pStyle w:val="ListParagraph"/>
         <w:ind w:left="360"/>
         <w:rPr>
-          <w:sz w:val="20"/>
-          <w:szCs w:val="20"/>
-        </w:rPr>
-      </w:pPr>
-      <w:r>
-        <w:rPr>
-          <w:sz w:val="20"/>
-          <w:szCs w:val="20"/>
+          <w:sz w:val="22"/>
+          <w:szCs w:val="22"/>
+        </w:rPr>
+      </w:pPr>
+      <w:r>
+        <w:rPr>
+          <w:sz w:val="22"/>
+          <w:szCs w:val="22"/>
         </w:rPr>
         <w:t>Scaling policies are rules or configurations that automatically adjust the number of compute resources (such as EC2 instances) in response to changes in demand. These policies are used in Auto Scaling Groups (ASG) to maintain application performance and cost-efficiency.</w:t>
       </w:r>
-    </w:p>
-    <w:p>
-      <w:pPr>
-        <w:pStyle w:val="ListParagraph"/>
-        <w:ind w:left="360"/>
-        <w:rPr>
-          <w:sz w:val="20"/>
-          <w:szCs w:val="20"/>
-        </w:rPr>
-      </w:pPr>
     </w:p>
     <w:p>
       <w:pPr>
@@ -2070,17 +2055,18 @@
         <w:rPr>
           <w:b/>
           <w:bCs/>
-          <w:sz w:val="20"/>
-          <w:szCs w:val="20"/>
-        </w:rPr>
-      </w:pPr>
-      <w:r>
-        <w:rPr>
-          <w:b/>
-          <w:bCs/>
-          <w:sz w:val="20"/>
-          <w:szCs w:val="20"/>
-        </w:rPr>
+          <w:sz w:val="22"/>
+          <w:szCs w:val="22"/>
+        </w:rPr>
+      </w:pPr>
+      <w:r>
+        <w:rPr>
+          <w:b/>
+          <w:bCs/>
+          <w:sz w:val="22"/>
+          <w:szCs w:val="22"/>
+        </w:rPr>
+        <w:lastRenderedPageBreak/>
         <w:t>Key Types of Scaling Policies:</w:t>
       </w:r>
     </w:p>
@@ -2094,16 +2080,16 @@
         <w:rPr>
           <w:i/>
           <w:iCs/>
-          <w:sz w:val="20"/>
-          <w:szCs w:val="20"/>
-        </w:rPr>
-      </w:pPr>
-      <w:r>
-        <w:rPr>
-          <w:b/>
-          <w:bCs/>
-          <w:sz w:val="20"/>
-          <w:szCs w:val="20"/>
+          <w:sz w:val="22"/>
+          <w:szCs w:val="22"/>
+        </w:rPr>
+      </w:pPr>
+      <w:r>
+        <w:rPr>
+          <w:b/>
+          <w:bCs/>
+          <w:sz w:val="22"/>
+          <w:szCs w:val="22"/>
         </w:rPr>
         <w:t xml:space="preserve">Dynamic Scaling: </w:t>
       </w:r>
@@ -2111,8 +2097,8 @@
         <w:rPr>
           <w:i/>
           <w:iCs/>
-          <w:sz w:val="20"/>
-          <w:szCs w:val="20"/>
+          <w:sz w:val="22"/>
+          <w:szCs w:val="22"/>
         </w:rPr>
         <w:t xml:space="preserve">Automatically adjusts capacity based on real time metrics (usually from Amazon </w:t>
       </w:r>
@@ -2121,8 +2107,8 @@
         <w:rPr>
           <w:i/>
           <w:iCs/>
-          <w:sz w:val="20"/>
-          <w:szCs w:val="20"/>
+          <w:sz w:val="22"/>
+          <w:szCs w:val="22"/>
         </w:rPr>
         <w:t>CloudWatch )</w:t>
       </w:r>
@@ -2136,16 +2122,16 @@
           <w:numId w:val="11"/>
         </w:numPr>
         <w:rPr>
-          <w:sz w:val="20"/>
-          <w:szCs w:val="20"/>
-        </w:rPr>
-      </w:pPr>
-      <w:r>
-        <w:rPr>
-          <w:b/>
-          <w:bCs/>
-          <w:sz w:val="20"/>
-          <w:szCs w:val="20"/>
+          <w:sz w:val="22"/>
+          <w:szCs w:val="22"/>
+        </w:rPr>
+      </w:pPr>
+      <w:r>
+        <w:rPr>
+          <w:b/>
+          <w:bCs/>
+          <w:sz w:val="22"/>
+          <w:szCs w:val="22"/>
         </w:rPr>
         <w:t>Target Tracking Scaling Policy:</w:t>
       </w:r>
@@ -2158,14 +2144,14 @@
           <w:numId w:val="12"/>
         </w:numPr>
         <w:rPr>
-          <w:sz w:val="20"/>
-          <w:szCs w:val="20"/>
-        </w:rPr>
-      </w:pPr>
-      <w:r>
-        <w:rPr>
-          <w:sz w:val="20"/>
-          <w:szCs w:val="20"/>
+          <w:sz w:val="22"/>
+          <w:szCs w:val="22"/>
+        </w:rPr>
+      </w:pPr>
+      <w:r>
+        <w:rPr>
+          <w:sz w:val="22"/>
+          <w:szCs w:val="22"/>
         </w:rPr>
         <w:t>Automatically adjusts capacity to maintain a specific metric target (e.g., keep average CPU utilization at 60%).</w:t>
       </w:r>
@@ -2178,30 +2164,30 @@
           <w:numId w:val="12"/>
         </w:numPr>
         <w:rPr>
-          <w:sz w:val="20"/>
-          <w:szCs w:val="20"/>
-        </w:rPr>
-      </w:pPr>
-      <w:r>
-        <w:rPr>
-          <w:sz w:val="20"/>
-          <w:szCs w:val="20"/>
+          <w:sz w:val="22"/>
+          <w:szCs w:val="22"/>
+        </w:rPr>
+      </w:pPr>
+      <w:r>
+        <w:rPr>
+          <w:sz w:val="22"/>
+          <w:szCs w:val="22"/>
         </w:rPr>
         <w:t xml:space="preserve">Simple and </w:t>
       </w:r>
       <w:proofErr w:type="gramStart"/>
       <w:r>
         <w:rPr>
-          <w:sz w:val="20"/>
-          <w:szCs w:val="20"/>
+          <w:sz w:val="22"/>
+          <w:szCs w:val="22"/>
         </w:rPr>
         <w:t>most commonly used</w:t>
       </w:r>
       <w:proofErr w:type="gramEnd"/>
       <w:r>
         <w:rPr>
-          <w:sz w:val="20"/>
-          <w:szCs w:val="20"/>
+          <w:sz w:val="22"/>
+          <w:szCs w:val="22"/>
         </w:rPr>
         <w:t>.</w:t>
       </w:r>
@@ -2214,16 +2200,16 @@
           <w:numId w:val="11"/>
         </w:numPr>
         <w:rPr>
-          <w:sz w:val="20"/>
-          <w:szCs w:val="20"/>
-        </w:rPr>
-      </w:pPr>
-      <w:r>
-        <w:rPr>
-          <w:b/>
-          <w:bCs/>
-          <w:sz w:val="20"/>
-          <w:szCs w:val="20"/>
+          <w:sz w:val="22"/>
+          <w:szCs w:val="22"/>
+        </w:rPr>
+      </w:pPr>
+      <w:r>
+        <w:rPr>
+          <w:b/>
+          <w:bCs/>
+          <w:sz w:val="22"/>
+          <w:szCs w:val="22"/>
         </w:rPr>
         <w:t>Step Scaling Policy:</w:t>
       </w:r>
@@ -2236,14 +2222,14 @@
           <w:numId w:val="13"/>
         </w:numPr>
         <w:rPr>
-          <w:sz w:val="20"/>
-          <w:szCs w:val="20"/>
-        </w:rPr>
-      </w:pPr>
-      <w:r>
-        <w:rPr>
-          <w:sz w:val="20"/>
-          <w:szCs w:val="20"/>
+          <w:sz w:val="22"/>
+          <w:szCs w:val="22"/>
+        </w:rPr>
+      </w:pPr>
+      <w:r>
+        <w:rPr>
+          <w:sz w:val="22"/>
+          <w:szCs w:val="22"/>
         </w:rPr>
         <w:t>Adds or removes instances in steps based on the magnitude of the metric breach.</w:t>
       </w:r>
@@ -2256,14 +2242,14 @@
           <w:numId w:val="13"/>
         </w:numPr>
         <w:rPr>
-          <w:sz w:val="20"/>
-          <w:szCs w:val="20"/>
-        </w:rPr>
-      </w:pPr>
-      <w:r>
-        <w:rPr>
-          <w:sz w:val="20"/>
-          <w:szCs w:val="20"/>
+          <w:sz w:val="22"/>
+          <w:szCs w:val="22"/>
+        </w:rPr>
+      </w:pPr>
+      <w:r>
+        <w:rPr>
+          <w:sz w:val="22"/>
+          <w:szCs w:val="22"/>
         </w:rPr>
         <w:t>Example: Add 1 instance if CPU &gt; 60%, add 2 if &gt; 80%.</w:t>
       </w:r>
@@ -2276,16 +2262,16 @@
           <w:numId w:val="11"/>
         </w:numPr>
         <w:rPr>
-          <w:sz w:val="20"/>
-          <w:szCs w:val="20"/>
-        </w:rPr>
-      </w:pPr>
-      <w:r>
-        <w:rPr>
-          <w:b/>
-          <w:bCs/>
-          <w:sz w:val="20"/>
-          <w:szCs w:val="20"/>
+          <w:sz w:val="22"/>
+          <w:szCs w:val="22"/>
+        </w:rPr>
+      </w:pPr>
+      <w:r>
+        <w:rPr>
+          <w:b/>
+          <w:bCs/>
+          <w:sz w:val="22"/>
+          <w:szCs w:val="22"/>
         </w:rPr>
         <w:t>Simple Scaling Policy (Legacy):</w:t>
       </w:r>
@@ -2298,14 +2284,14 @@
           <w:numId w:val="14"/>
         </w:numPr>
         <w:rPr>
-          <w:sz w:val="20"/>
-          <w:szCs w:val="20"/>
-        </w:rPr>
-      </w:pPr>
-      <w:r>
-        <w:rPr>
-          <w:sz w:val="20"/>
-          <w:szCs w:val="20"/>
+          <w:sz w:val="22"/>
+          <w:szCs w:val="22"/>
+        </w:rPr>
+      </w:pPr>
+      <w:r>
+        <w:rPr>
+          <w:sz w:val="22"/>
+          <w:szCs w:val="22"/>
         </w:rPr>
         <w:t>Performs a single scaling activity based on a CloudWatch alarm.</w:t>
       </w:r>
@@ -2318,14 +2304,14 @@
           <w:numId w:val="14"/>
         </w:numPr>
         <w:rPr>
-          <w:sz w:val="20"/>
-          <w:szCs w:val="20"/>
-        </w:rPr>
-      </w:pPr>
-      <w:r>
-        <w:rPr>
-          <w:sz w:val="20"/>
-          <w:szCs w:val="20"/>
+          <w:sz w:val="22"/>
+          <w:szCs w:val="22"/>
+        </w:rPr>
+      </w:pPr>
+      <w:r>
+        <w:rPr>
+          <w:sz w:val="22"/>
+          <w:szCs w:val="22"/>
         </w:rPr>
         <w:t>Includes cooldown periods before subsequent scaling.</w:t>
       </w:r>
@@ -2338,16 +2324,16 @@
           <w:numId w:val="45"/>
         </w:numPr>
         <w:rPr>
-          <w:sz w:val="20"/>
-          <w:szCs w:val="20"/>
-        </w:rPr>
-      </w:pPr>
-      <w:r>
-        <w:rPr>
-          <w:b/>
-          <w:bCs/>
-          <w:sz w:val="20"/>
-          <w:szCs w:val="20"/>
+          <w:sz w:val="22"/>
+          <w:szCs w:val="22"/>
+        </w:rPr>
+      </w:pPr>
+      <w:r>
+        <w:rPr>
+          <w:b/>
+          <w:bCs/>
+          <w:sz w:val="22"/>
+          <w:szCs w:val="22"/>
         </w:rPr>
         <w:t>Scheduled Scaling:</w:t>
       </w:r>
@@ -2360,14 +2346,14 @@
           <w:numId w:val="11"/>
         </w:numPr>
         <w:rPr>
-          <w:sz w:val="20"/>
-          <w:szCs w:val="20"/>
-        </w:rPr>
-      </w:pPr>
-      <w:r>
-        <w:rPr>
-          <w:sz w:val="20"/>
-          <w:szCs w:val="20"/>
+          <w:sz w:val="22"/>
+          <w:szCs w:val="22"/>
+        </w:rPr>
+      </w:pPr>
+      <w:r>
+        <w:rPr>
+          <w:sz w:val="22"/>
+          <w:szCs w:val="22"/>
         </w:rPr>
         <w:t>Scales resources up or down at specific times.</w:t>
       </w:r>
@@ -2380,14 +2366,14 @@
           <w:numId w:val="11"/>
         </w:numPr>
         <w:rPr>
-          <w:sz w:val="20"/>
-          <w:szCs w:val="20"/>
-        </w:rPr>
-      </w:pPr>
-      <w:r>
-        <w:rPr>
-          <w:sz w:val="20"/>
-          <w:szCs w:val="20"/>
+          <w:sz w:val="22"/>
+          <w:szCs w:val="22"/>
+        </w:rPr>
+      </w:pPr>
+      <w:r>
+        <w:rPr>
+          <w:sz w:val="22"/>
+          <w:szCs w:val="22"/>
         </w:rPr>
         <w:t>Useful for predictable traffic patterns (e.g., scale up weekdays 9 AM, scale down at night).</w:t>
       </w:r>
@@ -2399,16 +2385,16 @@
         <w:rPr>
           <w:b/>
           <w:bCs/>
-          <w:sz w:val="20"/>
-          <w:szCs w:val="20"/>
-        </w:rPr>
-      </w:pPr>
-      <w:r>
-        <w:rPr>
-          <w:b/>
-          <w:bCs/>
-          <w:sz w:val="20"/>
-          <w:szCs w:val="20"/>
+          <w:sz w:val="22"/>
+          <w:szCs w:val="22"/>
+        </w:rPr>
+      </w:pPr>
+      <w:r>
+        <w:rPr>
+          <w:b/>
+          <w:bCs/>
+          <w:sz w:val="22"/>
+          <w:szCs w:val="22"/>
         </w:rPr>
         <w:t>Example Scenario:</w:t>
       </w:r>
@@ -2421,23 +2407,23 @@
           <w:numId w:val="15"/>
         </w:numPr>
         <w:rPr>
-          <w:sz w:val="20"/>
-          <w:szCs w:val="20"/>
-        </w:rPr>
-      </w:pPr>
-      <w:r>
-        <w:rPr>
-          <w:b/>
-          <w:bCs/>
-          <w:sz w:val="20"/>
-          <w:szCs w:val="20"/>
+          <w:sz w:val="22"/>
+          <w:szCs w:val="22"/>
+        </w:rPr>
+      </w:pPr>
+      <w:r>
+        <w:rPr>
+          <w:b/>
+          <w:bCs/>
+          <w:sz w:val="22"/>
+          <w:szCs w:val="22"/>
         </w:rPr>
         <w:t>Metric:</w:t>
       </w:r>
       <w:r>
         <w:rPr>
-          <w:sz w:val="20"/>
-          <w:szCs w:val="20"/>
+          <w:sz w:val="22"/>
+          <w:szCs w:val="22"/>
         </w:rPr>
         <w:t xml:space="preserve"> CPU utilization</w:t>
       </w:r>
@@ -2450,23 +2436,23 @@
           <w:numId w:val="15"/>
         </w:numPr>
         <w:rPr>
-          <w:sz w:val="20"/>
-          <w:szCs w:val="20"/>
-        </w:rPr>
-      </w:pPr>
-      <w:r>
-        <w:rPr>
-          <w:b/>
-          <w:bCs/>
-          <w:sz w:val="20"/>
-          <w:szCs w:val="20"/>
+          <w:sz w:val="22"/>
+          <w:szCs w:val="22"/>
+        </w:rPr>
+      </w:pPr>
+      <w:r>
+        <w:rPr>
+          <w:b/>
+          <w:bCs/>
+          <w:sz w:val="22"/>
+          <w:szCs w:val="22"/>
         </w:rPr>
         <w:t>Target Tracking Policy:</w:t>
       </w:r>
       <w:r>
         <w:rPr>
-          <w:sz w:val="20"/>
-          <w:szCs w:val="20"/>
+          <w:sz w:val="22"/>
+          <w:szCs w:val="22"/>
         </w:rPr>
         <w:t xml:space="preserve"> Keep average CPU at 50%</w:t>
       </w:r>
@@ -2479,23 +2465,23 @@
           <w:numId w:val="15"/>
         </w:numPr>
         <w:rPr>
-          <w:sz w:val="20"/>
-          <w:szCs w:val="20"/>
-        </w:rPr>
-      </w:pPr>
-      <w:r>
-        <w:rPr>
-          <w:b/>
-          <w:bCs/>
-          <w:sz w:val="20"/>
-          <w:szCs w:val="20"/>
+          <w:sz w:val="22"/>
+          <w:szCs w:val="22"/>
+        </w:rPr>
+      </w:pPr>
+      <w:r>
+        <w:rPr>
+          <w:b/>
+          <w:bCs/>
+          <w:sz w:val="22"/>
+          <w:szCs w:val="22"/>
         </w:rPr>
         <w:t>Action:</w:t>
       </w:r>
       <w:r>
         <w:rPr>
-          <w:sz w:val="20"/>
-          <w:szCs w:val="20"/>
+          <w:sz w:val="22"/>
+          <w:szCs w:val="22"/>
         </w:rPr>
         <w:t xml:space="preserve"> If CPU &gt; 50%, Auto Scaling will launch new instances; if &lt; 50%, it will terminate instances.</w:t>
       </w:r>
@@ -2506,6 +2492,18 @@
         <w:rPr>
           <w:sz w:val="20"/>
           <w:szCs w:val="20"/>
+        </w:rPr>
+      </w:pPr>
+    </w:p>
+    <w:p>
+      <w:pPr>
+        <w:pStyle w:val="ListParagraph"/>
+        <w:ind w:left="360"/>
+        <w:rPr>
+          <w:b/>
+          <w:bCs/>
+          <w:sz w:val="22"/>
+          <w:szCs w:val="22"/>
         </w:rPr>
       </w:pPr>
     </w:p>
@@ -2774,8 +2772,8 @@
         <w:rPr>
           <w:b/>
           <w:bCs/>
-          <w:sz w:val="20"/>
-          <w:szCs w:val="20"/>
+          <w:sz w:val="22"/>
+          <w:szCs w:val="22"/>
         </w:rPr>
       </w:pPr>
       <w:r>
@@ -2783,8 +2781,8 @@
           <w:rFonts w:ascii="Segoe UI Emoji" w:hAnsi="Segoe UI Emoji" w:cs="Segoe UI Emoji"/>
           <w:b/>
           <w:bCs/>
-          <w:sz w:val="20"/>
-          <w:szCs w:val="20"/>
+          <w:sz w:val="22"/>
+          <w:szCs w:val="22"/>
         </w:rPr>
         <w:t>✅</w:t>
       </w:r>
@@ -2792,8 +2790,8 @@
         <w:rPr>
           <w:b/>
           <w:bCs/>
-          <w:sz w:val="20"/>
-          <w:szCs w:val="20"/>
+          <w:sz w:val="22"/>
+          <w:szCs w:val="22"/>
         </w:rPr>
         <w:t xml:space="preserve"> 1. ELB (Elastic Load Balancer) Health Checks</w:t>
       </w:r>
@@ -2822,8 +2820,8 @@
         <w:rPr>
           <w:b/>
           <w:bCs/>
-          <w:sz w:val="20"/>
-          <w:szCs w:val="20"/>
+          <w:sz w:val="22"/>
+          <w:szCs w:val="22"/>
         </w:rPr>
       </w:pPr>
       <w:r>
@@ -2831,8 +2829,8 @@
           <w:rFonts w:ascii="Segoe UI Emoji" w:hAnsi="Segoe UI Emoji" w:cs="Segoe UI Emoji"/>
           <w:b/>
           <w:bCs/>
-          <w:sz w:val="20"/>
-          <w:szCs w:val="20"/>
+          <w:sz w:val="22"/>
+          <w:szCs w:val="22"/>
         </w:rPr>
         <w:t>✅</w:t>
       </w:r>
@@ -2840,8 +2838,8 @@
         <w:rPr>
           <w:b/>
           <w:bCs/>
-          <w:sz w:val="20"/>
-          <w:szCs w:val="20"/>
+          <w:sz w:val="22"/>
+          <w:szCs w:val="22"/>
         </w:rPr>
         <w:t xml:space="preserve"> 2. EC2 Status Checks</w:t>
       </w:r>
@@ -2870,8 +2868,8 @@
         <w:rPr>
           <w:b/>
           <w:bCs/>
-          <w:sz w:val="20"/>
-          <w:szCs w:val="20"/>
+          <w:sz w:val="22"/>
+          <w:szCs w:val="22"/>
         </w:rPr>
       </w:pPr>
       <w:r>
@@ -2879,8 +2877,8 @@
           <w:rFonts w:ascii="Segoe UI Emoji" w:hAnsi="Segoe UI Emoji" w:cs="Segoe UI Emoji"/>
           <w:b/>
           <w:bCs/>
-          <w:sz w:val="20"/>
-          <w:szCs w:val="20"/>
+          <w:sz w:val="22"/>
+          <w:szCs w:val="22"/>
         </w:rPr>
         <w:t>✅</w:t>
       </w:r>
@@ -2888,8 +2886,8 @@
         <w:rPr>
           <w:b/>
           <w:bCs/>
-          <w:sz w:val="20"/>
-          <w:szCs w:val="20"/>
+          <w:sz w:val="22"/>
+          <w:szCs w:val="22"/>
         </w:rPr>
         <w:t xml:space="preserve"> 3. Route 53 Health Checks</w:t>
       </w:r>
@@ -2934,8 +2932,8 @@
         <w:rPr>
           <w:b/>
           <w:bCs/>
-          <w:sz w:val="20"/>
-          <w:szCs w:val="20"/>
+          <w:sz w:val="22"/>
+          <w:szCs w:val="22"/>
         </w:rPr>
       </w:pPr>
       <w:r>
@@ -2943,8 +2941,8 @@
           <w:rFonts w:ascii="Segoe UI Emoji" w:hAnsi="Segoe UI Emoji" w:cs="Segoe UI Emoji"/>
           <w:b/>
           <w:bCs/>
-          <w:sz w:val="20"/>
-          <w:szCs w:val="20"/>
+          <w:sz w:val="22"/>
+          <w:szCs w:val="22"/>
         </w:rPr>
         <w:t>✅</w:t>
       </w:r>
@@ -2952,8 +2950,8 @@
         <w:rPr>
           <w:b/>
           <w:bCs/>
-          <w:sz w:val="20"/>
-          <w:szCs w:val="20"/>
+          <w:sz w:val="22"/>
+          <w:szCs w:val="22"/>
         </w:rPr>
         <w:t xml:space="preserve"> 4. Container Health Checks (e.g., ECS, Kubernetes)</w:t>
       </w:r>
@@ -3168,11 +3166,6 @@
           <w:ilvl w:val="0"/>
           <w:numId w:val="25"/>
         </w:numPr>
-        <w:tabs>
-          <w:tab w:val="clear" w:pos="720"/>
-          <w:tab w:val="num" w:pos="360"/>
-        </w:tabs>
-        <w:ind w:left="360"/>
         <w:rPr>
           <w:sz w:val="20"/>
           <w:szCs w:val="20"/>
@@ -3195,7 +3188,6 @@
           <w:ilvl w:val="0"/>
           <w:numId w:val="28"/>
         </w:numPr>
-        <w:ind w:left="360"/>
         <w:rPr>
           <w:sz w:val="20"/>
           <w:szCs w:val="20"/>
@@ -3232,7 +3224,6 @@
           <w:ilvl w:val="0"/>
           <w:numId w:val="28"/>
         </w:numPr>
-        <w:ind w:left="360"/>
         <w:rPr>
           <w:sz w:val="20"/>
           <w:szCs w:val="20"/>
@@ -3269,15 +3260,6 @@
           <w:szCs w:val="20"/>
         </w:rPr>
       </w:pPr>
-      <w:r>
-        <w:rPr>
-          <w:sz w:val="20"/>
-          <w:szCs w:val="20"/>
-        </w:rPr>
-        <w:pict w14:anchorId="645AC59E">
-          <v:rect id="_x0000_i1025" style="width:0;height:1.5pt" o:hralign="center" o:hrstd="t" o:hr="t" fillcolor="#a0a0a0" stroked="f"/>
-        </w:pict>
-      </w:r>
     </w:p>
     <w:p>
       <w:pPr>
@@ -3421,38 +3403,56 @@
         <w:rPr>
           <w:b/>
           <w:bCs/>
-          <w:sz w:val="20"/>
-          <w:szCs w:val="20"/>
-        </w:rPr>
-      </w:pPr>
+          <w:sz w:val="22"/>
+          <w:szCs w:val="22"/>
+        </w:rPr>
+      </w:pPr>
+      <w:r>
+        <w:rPr>
+          <w:sz w:val="20"/>
+          <w:szCs w:val="20"/>
+        </w:rPr>
+        <w:pict w14:anchorId="3A7F2B7A">
+          <v:rect id="_x0000_i1043" style="width:512.85pt;height:.05pt" o:hrpct="980" o:hralign="center" o:hrstd="t" o:hr="t" fillcolor="#a0a0a0" stroked="f"/>
+        </w:pict>
+      </w:r>
       <w:r>
         <w:rPr>
           <w:rFonts w:ascii="Segoe UI Emoji" w:hAnsi="Segoe UI Emoji" w:cs="Segoe UI Emoji"/>
           <w:b/>
           <w:bCs/>
-          <w:sz w:val="20"/>
-          <w:szCs w:val="20"/>
-        </w:rPr>
-        <w:t>🔹</w:t>
+          <w:sz w:val="22"/>
+          <w:szCs w:val="22"/>
+        </w:rPr>
+        <w:t xml:space="preserve"> </w:t>
       </w:r>
       <w:r>
         <w:rPr>
           <w:rFonts w:ascii="Segoe UI Emoji" w:hAnsi="Segoe UI Emoji" w:cs="Segoe UI Emoji"/>
           <w:b/>
           <w:bCs/>
-          <w:sz w:val="20"/>
-          <w:szCs w:val="20"/>
-        </w:rPr>
-        <w:t>Q</w:t>
-      </w:r>
-      <w:r>
-        <w:rPr>
-          <w:b/>
-          <w:bCs/>
-          <w:sz w:val="20"/>
-          <w:szCs w:val="20"/>
-        </w:rPr>
-        <w:t xml:space="preserve"> 1. What is the purpose of using the stress command in Auto Scaling labs?</w:t>
+          <w:sz w:val="22"/>
+          <w:szCs w:val="22"/>
+        </w:rPr>
+        <w:t>🔹Q</w:t>
+      </w:r>
+      <w:r>
+        <w:rPr>
+          <w:b/>
+          <w:bCs/>
+          <w:sz w:val="22"/>
+          <w:szCs w:val="22"/>
+        </w:rPr>
+        <w:t xml:space="preserve"> 1. What is the purpose of using the stress com</w:t>
+      </w:r>
+      <w:r>
+        <w:rPr>
+          <w:b/>
+          <w:bCs/>
+          <w:sz w:val="22"/>
+          <w:szCs w:val="22"/>
+        </w:rPr>
+        <w:t>mand in Auto Scaling labs?</w:t>
       </w:r>
     </w:p>
     <w:p>
@@ -3482,7 +3482,25 @@
           <w:sz w:val="20"/>
           <w:szCs w:val="20"/>
         </w:rPr>
-        <w:t>se the stress command in Auto Scaling labs to generate high CPU or memory load intentionally. This helps us test if Auto Scaling is working properly — like launching new instances when the load increases or terminating them when it drops."</w:t>
+        <w:t xml:space="preserve">se the stress command in </w:t>
+      </w:r>
+      <w:r>
+        <w:rPr>
+          <w:b/>
+          <w:bCs/>
+          <w:i/>
+          <w:iCs/>
+          <w:sz w:val="20"/>
+          <w:szCs w:val="20"/>
+        </w:rPr>
+        <w:t>Auto Scaling labs to generate high CPU or memory load intentionally</w:t>
+      </w:r>
+      <w:r>
+        <w:rPr>
+          <w:sz w:val="20"/>
+          <w:szCs w:val="20"/>
+        </w:rPr>
+        <w:t>. This helps us test if Auto Scaling is working properly — like launching new instances when the load increases or terminating them when it drops."</w:t>
       </w:r>
     </w:p>
     <w:p>
@@ -3617,8 +3635,8 @@
         <w:rPr>
           <w:b/>
           <w:bCs/>
-          <w:sz w:val="20"/>
-          <w:szCs w:val="20"/>
+          <w:sz w:val="22"/>
+          <w:szCs w:val="22"/>
         </w:rPr>
       </w:pPr>
       <w:r>
@@ -3626,8 +3644,8 @@
           <w:rFonts w:ascii="Segoe UI Emoji" w:hAnsi="Segoe UI Emoji" w:cs="Segoe UI Emoji"/>
           <w:b/>
           <w:bCs/>
-          <w:sz w:val="20"/>
-          <w:szCs w:val="20"/>
+          <w:sz w:val="22"/>
+          <w:szCs w:val="22"/>
         </w:rPr>
         <w:t>🔹</w:t>
       </w:r>
@@ -3636,8 +3654,8 @@
           <w:rFonts w:ascii="Segoe UI Emoji" w:hAnsi="Segoe UI Emoji" w:cs="Segoe UI Emoji"/>
           <w:b/>
           <w:bCs/>
-          <w:sz w:val="20"/>
-          <w:szCs w:val="20"/>
+          <w:sz w:val="22"/>
+          <w:szCs w:val="22"/>
         </w:rPr>
         <w:t>Q2</w:t>
       </w:r>
@@ -3645,8 +3663,8 @@
         <w:rPr>
           <w:b/>
           <w:bCs/>
-          <w:sz w:val="20"/>
-          <w:szCs w:val="20"/>
+          <w:sz w:val="22"/>
+          <w:szCs w:val="22"/>
         </w:rPr>
         <w:t>. How do you test a scale-in policy after stress testing?</w:t>
       </w:r>
@@ -3661,14 +3679,14 @@
         <w:rPr>
           <w:b/>
           <w:bCs/>
-          <w:sz w:val="20"/>
-          <w:szCs w:val="20"/>
-        </w:rPr>
-      </w:pPr>
-      <w:r>
-        <w:rPr>
-          <w:sz w:val="20"/>
-          <w:szCs w:val="20"/>
+          <w:sz w:val="22"/>
+          <w:szCs w:val="22"/>
+        </w:rPr>
+      </w:pPr>
+      <w:r>
+        <w:rPr>
+          <w:sz w:val="22"/>
+          <w:szCs w:val="22"/>
         </w:rPr>
         <w:t xml:space="preserve">Stop the stress process. After cooldown and when CPU drops below the lower threshold, the ASG </w:t>
       </w:r>
@@ -3676,8 +3694,8 @@
         <w:rPr>
           <w:b/>
           <w:bCs/>
-          <w:sz w:val="20"/>
-          <w:szCs w:val="20"/>
+          <w:sz w:val="22"/>
+          <w:szCs w:val="22"/>
         </w:rPr>
         <w:t>will terminate extra EC2s</w:t>
       </w:r>
@@ -3687,8 +3705,8 @@
         <w:rPr>
           <w:b/>
           <w:bCs/>
-          <w:sz w:val="20"/>
-          <w:szCs w:val="20"/>
+          <w:sz w:val="22"/>
+          <w:szCs w:val="22"/>
         </w:rPr>
       </w:pPr>
       <w:r>
@@ -3696,8 +3714,8 @@
           <w:rFonts w:ascii="Segoe UI Emoji" w:hAnsi="Segoe UI Emoji" w:cs="Segoe UI Emoji"/>
           <w:b/>
           <w:bCs/>
-          <w:sz w:val="20"/>
-          <w:szCs w:val="20"/>
+          <w:sz w:val="22"/>
+          <w:szCs w:val="22"/>
         </w:rPr>
         <w:t>🔹</w:t>
       </w:r>
@@ -3705,8 +3723,8 @@
         <w:rPr>
           <w:b/>
           <w:bCs/>
-          <w:sz w:val="20"/>
-          <w:szCs w:val="20"/>
+          <w:sz w:val="22"/>
+          <w:szCs w:val="22"/>
         </w:rPr>
         <w:t xml:space="preserve"> </w:t>
       </w:r>
@@ -3714,8 +3732,8 @@
         <w:rPr>
           <w:b/>
           <w:bCs/>
-          <w:sz w:val="20"/>
-          <w:szCs w:val="20"/>
+          <w:sz w:val="22"/>
+          <w:szCs w:val="22"/>
         </w:rPr>
         <w:t>Q3</w:t>
       </w:r>
@@ -3723,8 +3741,8 @@
         <w:rPr>
           <w:b/>
           <w:bCs/>
-          <w:sz w:val="20"/>
-          <w:szCs w:val="20"/>
+          <w:sz w:val="22"/>
+          <w:szCs w:val="22"/>
         </w:rPr>
         <w:t>. What are the components required for dynamic scaling setup?</w:t>
       </w:r>
@@ -3937,8 +3955,8 @@
           <w:bCs/>
           <w:i/>
           <w:iCs/>
-          <w:sz w:val="20"/>
-          <w:szCs w:val="20"/>
+          <w:sz w:val="22"/>
+          <w:szCs w:val="22"/>
         </w:rPr>
       </w:pPr>
       <w:r>
@@ -3948,8 +3966,8 @@
           <w:bCs/>
           <w:i/>
           <w:iCs/>
-          <w:sz w:val="20"/>
-          <w:szCs w:val="20"/>
+          <w:sz w:val="22"/>
+          <w:szCs w:val="22"/>
         </w:rPr>
         <w:t>🔹</w:t>
       </w:r>
@@ -3959,8 +3977,8 @@
           <w:bCs/>
           <w:i/>
           <w:iCs/>
-          <w:sz w:val="20"/>
-          <w:szCs w:val="20"/>
+          <w:sz w:val="22"/>
+          <w:szCs w:val="22"/>
         </w:rPr>
         <w:t xml:space="preserve"> </w:t>
       </w:r>
@@ -3970,8 +3988,8 @@
           <w:bCs/>
           <w:i/>
           <w:iCs/>
-          <w:sz w:val="20"/>
-          <w:szCs w:val="20"/>
+          <w:sz w:val="22"/>
+          <w:szCs w:val="22"/>
         </w:rPr>
         <w:t>Q4</w:t>
       </w:r>
@@ -3981,8 +3999,8 @@
           <w:bCs/>
           <w:i/>
           <w:iCs/>
-          <w:sz w:val="20"/>
-          <w:szCs w:val="20"/>
+          <w:sz w:val="22"/>
+          <w:szCs w:val="22"/>
         </w:rPr>
         <w:t>. What is Scheduled Scaling?</w:t>
       </w:r>
@@ -3995,23 +4013,23 @@
           <w:numId w:val="36"/>
         </w:numPr>
         <w:rPr>
-          <w:sz w:val="20"/>
-          <w:szCs w:val="20"/>
-        </w:rPr>
-      </w:pPr>
-      <w:r>
-        <w:rPr>
-          <w:b/>
-          <w:bCs/>
-          <w:sz w:val="20"/>
-          <w:szCs w:val="20"/>
+          <w:sz w:val="22"/>
+          <w:szCs w:val="22"/>
+        </w:rPr>
+      </w:pPr>
+      <w:r>
+        <w:rPr>
+          <w:b/>
+          <w:bCs/>
+          <w:sz w:val="22"/>
+          <w:szCs w:val="22"/>
         </w:rPr>
         <w:t>Scheduled Scaling</w:t>
       </w:r>
       <w:r>
         <w:rPr>
-          <w:sz w:val="20"/>
-          <w:szCs w:val="20"/>
+          <w:sz w:val="22"/>
+          <w:szCs w:val="22"/>
         </w:rPr>
         <w:t xml:space="preserve"> is a feature in Auto Scaling that allows you to </w:t>
       </w:r>
@@ -4019,15 +4037,15 @@
         <w:rPr>
           <w:b/>
           <w:bCs/>
-          <w:sz w:val="20"/>
-          <w:szCs w:val="20"/>
+          <w:sz w:val="22"/>
+          <w:szCs w:val="22"/>
         </w:rPr>
         <w:t>increase or decrease the number of instances at specific times</w:t>
       </w:r>
       <w:r>
         <w:rPr>
-          <w:sz w:val="20"/>
-          <w:szCs w:val="20"/>
+          <w:sz w:val="22"/>
+          <w:szCs w:val="22"/>
         </w:rPr>
         <w:t>, based on a pre-defined schedule.</w:t>
       </w:r>
@@ -4037,8 +4055,8 @@
         <w:rPr>
           <w:b/>
           <w:bCs/>
-          <w:sz w:val="20"/>
-          <w:szCs w:val="20"/>
+          <w:sz w:val="22"/>
+          <w:szCs w:val="22"/>
         </w:rPr>
       </w:pPr>
       <w:r>
@@ -4046,8 +4064,8 @@
           <w:rFonts w:ascii="Segoe UI Emoji" w:hAnsi="Segoe UI Emoji" w:cs="Segoe UI Emoji"/>
           <w:b/>
           <w:bCs/>
-          <w:sz w:val="20"/>
-          <w:szCs w:val="20"/>
+          <w:sz w:val="22"/>
+          <w:szCs w:val="22"/>
         </w:rPr>
         <w:t>🔹</w:t>
       </w:r>
@@ -4055,8 +4073,8 @@
         <w:rPr>
           <w:b/>
           <w:bCs/>
-          <w:sz w:val="20"/>
-          <w:szCs w:val="20"/>
+          <w:sz w:val="22"/>
+          <w:szCs w:val="22"/>
         </w:rPr>
         <w:t xml:space="preserve"> </w:t>
       </w:r>
@@ -4064,8 +4082,8 @@
         <w:rPr>
           <w:b/>
           <w:bCs/>
-          <w:sz w:val="20"/>
-          <w:szCs w:val="20"/>
+          <w:sz w:val="22"/>
+          <w:szCs w:val="22"/>
         </w:rPr>
         <w:t>Q5</w:t>
       </w:r>
@@ -4073,8 +4091,8 @@
         <w:rPr>
           <w:b/>
           <w:bCs/>
-          <w:sz w:val="20"/>
-          <w:szCs w:val="20"/>
+          <w:sz w:val="22"/>
+          <w:szCs w:val="22"/>
         </w:rPr>
         <w:t>. Can Scheduled Scaling conflict with Dynamic Scaling?</w:t>
       </w:r>
@@ -4087,23 +4105,23 @@
           <w:numId w:val="37"/>
         </w:numPr>
         <w:rPr>
-          <w:sz w:val="20"/>
-          <w:szCs w:val="20"/>
-        </w:rPr>
-      </w:pPr>
-      <w:r>
-        <w:rPr>
-          <w:b/>
-          <w:bCs/>
-          <w:sz w:val="20"/>
-          <w:szCs w:val="20"/>
+          <w:sz w:val="22"/>
+          <w:szCs w:val="22"/>
+        </w:rPr>
+      </w:pPr>
+      <w:r>
+        <w:rPr>
+          <w:b/>
+          <w:bCs/>
+          <w:sz w:val="22"/>
+          <w:szCs w:val="22"/>
         </w:rPr>
         <w:t>Yes</w:t>
       </w:r>
       <w:r>
         <w:rPr>
-          <w:sz w:val="20"/>
-          <w:szCs w:val="20"/>
+          <w:sz w:val="22"/>
+          <w:szCs w:val="22"/>
         </w:rPr>
         <w:t xml:space="preserve">. AWS always applies the most recent action, so overlap can cause undesired </w:t>
       </w:r>
@@ -4111,38 +4129,31 @@
         <w:rPr>
           <w:b/>
           <w:bCs/>
-          <w:sz w:val="20"/>
-          <w:szCs w:val="20"/>
+          <w:sz w:val="22"/>
+          <w:szCs w:val="22"/>
         </w:rPr>
         <w:t>scale-in</w:t>
       </w:r>
       <w:r>
         <w:rPr>
-          <w:sz w:val="20"/>
-          <w:szCs w:val="20"/>
-        </w:rPr>
-        <w:t xml:space="preserve"> or</w:t>
-      </w:r>
-      <w:r>
-        <w:rPr>
-          <w:sz w:val="20"/>
-          <w:szCs w:val="20"/>
-        </w:rPr>
-        <w:t xml:space="preserve"> </w:t>
-      </w:r>
-      <w:r>
-        <w:rPr>
-          <w:b/>
-          <w:bCs/>
-          <w:sz w:val="20"/>
-          <w:szCs w:val="20"/>
+          <w:sz w:val="22"/>
+          <w:szCs w:val="22"/>
+        </w:rPr>
+        <w:t xml:space="preserve"> or </w:t>
+      </w:r>
+      <w:r>
+        <w:rPr>
+          <w:b/>
+          <w:bCs/>
+          <w:sz w:val="22"/>
+          <w:szCs w:val="22"/>
         </w:rPr>
         <w:t>scale-out</w:t>
       </w:r>
       <w:r>
         <w:rPr>
-          <w:sz w:val="20"/>
-          <w:szCs w:val="20"/>
+          <w:sz w:val="22"/>
+          <w:szCs w:val="22"/>
         </w:rPr>
         <w:t xml:space="preserve"> if not configured properly.</w:t>
       </w:r>
@@ -4161,7 +4172,7 @@
     </w:p>
     <w:sectPr>
       <w:pgSz w:w="11906" w:h="16838"/>
-      <w:pgMar w:top="1440" w:right="1440" w:bottom="1440" w:left="1440" w:header="708" w:footer="708" w:gutter="0"/>
+      <w:pgMar w:top="720" w:right="720" w:bottom="720" w:left="720" w:header="708" w:footer="708" w:gutter="0"/>
       <w:cols w:space="708"/>
       <w:docGrid w:linePitch="360"/>
     </w:sectPr>
@@ -4755,7 +4766,7 @@
       <w:lvlText w:val="%1."/>
       <w:lvlJc w:val="left"/>
       <w:pPr>
-        <w:ind w:left="360" w:hanging="360"/>
+        <w:ind w:left="720" w:hanging="360"/>
       </w:pPr>
       <w:rPr>
         <w:rFonts w:hint="default"/>
@@ -4767,7 +4778,7 @@
       <w:lvlText w:val="o"/>
       <w:lvlJc w:val="left"/>
       <w:pPr>
-        <w:ind w:left="1080" w:hanging="360"/>
+        <w:ind w:left="1440" w:hanging="360"/>
       </w:pPr>
       <w:rPr>
         <w:rFonts w:ascii="Courier New" w:hAnsi="Courier New" w:cs="Courier New" w:hint="default"/>
@@ -4779,7 +4790,7 @@
       <w:lvlText w:val=""/>
       <w:lvlJc w:val="left"/>
       <w:pPr>
-        <w:ind w:left="1800" w:hanging="360"/>
+        <w:ind w:left="2160" w:hanging="360"/>
       </w:pPr>
       <w:rPr>
         <w:rFonts w:ascii="Wingdings" w:hAnsi="Wingdings" w:hint="default"/>
@@ -4791,7 +4802,7 @@
       <w:lvlText w:val=""/>
       <w:lvlJc w:val="left"/>
       <w:pPr>
-        <w:ind w:left="2520" w:hanging="360"/>
+        <w:ind w:left="2880" w:hanging="360"/>
       </w:pPr>
       <w:rPr>
         <w:rFonts w:ascii="Symbol" w:hAnsi="Symbol" w:hint="default"/>
@@ -4803,7 +4814,7 @@
       <w:lvlText w:val="o"/>
       <w:lvlJc w:val="left"/>
       <w:pPr>
-        <w:ind w:left="3240" w:hanging="360"/>
+        <w:ind w:left="3600" w:hanging="360"/>
       </w:pPr>
       <w:rPr>
         <w:rFonts w:ascii="Courier New" w:hAnsi="Courier New" w:cs="Courier New" w:hint="default"/>
@@ -4815,7 +4826,7 @@
       <w:lvlText w:val=""/>
       <w:lvlJc w:val="left"/>
       <w:pPr>
-        <w:ind w:left="3960" w:hanging="360"/>
+        <w:ind w:left="4320" w:hanging="360"/>
       </w:pPr>
       <w:rPr>
         <w:rFonts w:ascii="Wingdings" w:hAnsi="Wingdings" w:hint="default"/>
@@ -4827,7 +4838,7 @@
       <w:lvlText w:val=""/>
       <w:lvlJc w:val="left"/>
       <w:pPr>
-        <w:ind w:left="4680" w:hanging="360"/>
+        <w:ind w:left="5040" w:hanging="360"/>
       </w:pPr>
       <w:rPr>
         <w:rFonts w:ascii="Symbol" w:hAnsi="Symbol" w:hint="default"/>
@@ -4839,7 +4850,7 @@
       <w:lvlText w:val="o"/>
       <w:lvlJc w:val="left"/>
       <w:pPr>
-        <w:ind w:left="5400" w:hanging="360"/>
+        <w:ind w:left="5760" w:hanging="360"/>
       </w:pPr>
       <w:rPr>
         <w:rFonts w:ascii="Courier New" w:hAnsi="Courier New" w:cs="Courier New" w:hint="default"/>
@@ -4851,7 +4862,7 @@
       <w:lvlText w:val=""/>
       <w:lvlJc w:val="left"/>
       <w:pPr>
-        <w:ind w:left="6120" w:hanging="360"/>
+        <w:ind w:left="6480" w:hanging="360"/>
       </w:pPr>
       <w:rPr>
         <w:rFonts w:ascii="Wingdings" w:hAnsi="Wingdings" w:hint="default"/>
@@ -9834,6 +9845,7 @@
   <w:style w:type="character" w:default="1" w:styleId="DefaultParagraphFont">
     <w:name w:val="Default Paragraph Font"/>
     <w:uiPriority w:val="1"/>
+    <w:semiHidden/>
     <w:unhideWhenUsed/>
   </w:style>
   <w:style w:type="table" w:default="1" w:styleId="TableNormal">
